--- a/resources/work-order-template-header2.docx
+++ b/resources/work-order-template-header2.docx
@@ -972,90 +972,7 @@
           <w:lang w:val="en-US"/>
           <w14:ligatures w14:val="none"/>
         </w:rPr>
-      </w:r>
-      <w:proofErr w:type="gramStart"/>
-      <w:r>
-        <w:rPr>
-          <w:rFonts w:ascii="Times New Roman" w:eastAsia="Times New Roman" w:hAnsi="Times New Roman" w:cs="Times New Roman"/>
-          <w:b/>
-          <w:bCs/>
-          <w:kern w:val="0"/>
-          <w:sz w:val="22"/>
-          <w:szCs w:val="22"/>
-          <w:lang w:val="en-US"/>
-          <w14:ligatures w14:val="none"/>
-        </w:rPr>
-        <w:t>Ref:-</w:t>
-      </w:r>
-      <w:proofErr w:type="gramEnd"/>
-      <w:r>
-        <w:rPr>
-          <w:rFonts w:ascii="Times New Roman" w:eastAsia="Times New Roman" w:hAnsi="Times New Roman" w:cs="Times New Roman"/>
-          <w:b/>
-          <w:bCs/>
-          <w:kern w:val="0"/>
-          <w:sz w:val="22"/>
-          <w:szCs w:val="22"/>
-          <w:lang w:val="en-US"/>
-          <w14:ligatures w14:val="none"/>
-        </w:rPr>
-        <w:t xml:space="preserve"> </w:t>
-      </w:r>
-      <w:r>
-        <w:rPr>
-          <w:rFonts w:ascii="Times New Roman" w:eastAsia="Times New Roman" w:hAnsi="Times New Roman" w:cs="Times New Roman"/>
-          <w:kern w:val="0"/>
-          <w:sz w:val="22"/>
-          <w:szCs w:val="22"/>
-          <w:lang w:val="en-US"/>
-          <w14:ligatures w14:val="none"/>
-        </w:rPr>
-      </w:r>
-      <w:r>
-        <w:rPr>
-          <w:rFonts w:ascii="Times New Roman" w:eastAsia="Times New Roman" w:hAnsi="Times New Roman" w:cs="Times New Roman"/>
-          <w:kern w:val="0"/>
-          <w:sz w:val="21"/>
-          <w:szCs w:val="21"/>
-          <w:lang w:val="en-US"/>
-          <w14:ligatures w14:val="none"/>
-        </w:rPr>
-        <w:t xml:space="preserve">Note approved by the Zonal Commissioner, {{ZoneAbbr}}, {{Corporation}} </w:t>
-      </w:r>
-      <w:proofErr w:type="gramStart"/>
-      <w:r>
-        <w:rPr>
-          <w:rFonts w:ascii="Times New Roman" w:eastAsia="Times New Roman" w:hAnsi="Times New Roman" w:cs="Times New Roman"/>
-          <w:kern w:val="0"/>
-          <w:sz w:val="21"/>
-          <w:szCs w:val="21"/>
-          <w:lang w:val="en-US"/>
-          <w14:ligatures w14:val="none"/>
-        </w:rPr>
-        <w:t>Dt.</w:t>
-      </w:r>
-      <w:r>
-        <w:rPr>
-          <w:rFonts w:ascii="Times New Roman" w:eastAsia="Times New Roman" w:hAnsi="Times New Roman" w:cs="Times New Roman"/>
-          <w:kern w:val="0"/>
-          <w:sz w:val="21"/>
-          <w:szCs w:val="21"/>
-          <w:lang w:val="en-US"/>
-          <w14:ligatures w14:val="none"/>
-        </w:rPr>
-        <w:t>{</w:t>
-      </w:r>
-      <w:proofErr w:type="gramEnd"/>
-      <w:r>
-        <w:rPr>
-          <w:rFonts w:ascii="Times New Roman" w:eastAsia="Times New Roman" w:hAnsi="Times New Roman" w:cs="Times New Roman"/>
-          <w:kern w:val="0"/>
-          <w:sz w:val="21"/>
-          <w:szCs w:val="21"/>
-          <w:lang w:val="en-US"/>
-          <w14:ligatures w14:val="none"/>
-        </w:rPr>
-        <w:t>{Administrative Sanction date}}</w:t>
+        <w:t xml:space="preserve">Ref: -1).Nit No:{{NIT No}}(Item-{{Item No}}), Dt.{{NIT Date}}.</w:t>
       </w:r>
     </w:p>
     <w:p>
@@ -1067,16 +984,7 @@
         <w:autoSpaceDN w:val="0"/>
         <w:adjustRightInd w:val="0"/>
         <w:spacing w:after="0" w:line="240" w:lineRule="auto"/>
-        <w:rPr>
-          <w:rFonts w:ascii="Times New Roman" w:eastAsia="Times New Roman" w:hAnsi="Times New Roman" w:cs="Times New Roman"/>
-          <w:kern w:val="0"/>
-          <w:sz w:val="11"/>
-          <w:szCs w:val="11"/>
-          <w:lang w:val="en-US"/>
-          <w14:ligatures w14:val="none"/>
-        </w:rPr>
-      </w:pPr>
-      <w:r>
+        <w:ind w:left="1440"/>
         <w:rPr>
           <w:rFonts w:ascii="Times New Roman" w:eastAsia="Times New Roman" w:hAnsi="Times New Roman" w:cs="Times New Roman"/>
           <w:kern w:val="0"/>
@@ -1085,7 +993,19 @@
           <w:lang w:val="en-US"/>
           <w14:ligatures w14:val="none"/>
         </w:rPr>
-        <w:t xml:space="preserve">                      </w:t>
+      </w:pPr>
+      <w:r>
+        <w:rPr>
+          <w:rFonts w:ascii="Times New Roman" w:eastAsia="Times New Roman" w:hAnsi="Times New Roman" w:cs="Times New Roman"/>
+          <w:b/>
+          <w:bCs/>
+          <w:kern w:val="0"/>
+          <w:sz w:val="22"/>
+          <w:szCs w:val="22"/>
+          <w:lang w:val="en-US"/>
+          <w14:ligatures w14:val="none"/>
+        </w:rPr>
+        <w:t xml:space="preserve">2). Your Tender ID:{{Tender ID}}, Your Tender Dt:{{NIT Date}}.</w:t>
       </w:r>
     </w:p>
     <w:p>
@@ -1097,25 +1017,28 @@
         <w:autoSpaceDN w:val="0"/>
         <w:adjustRightInd w:val="0"/>
         <w:spacing w:after="0" w:line="240" w:lineRule="auto"/>
-        <w:rPr>
-          <w:rFonts w:ascii="Times New Roman" w:eastAsia="Times New Roman" w:hAnsi="Times New Roman" w:cs="Times New Roman"/>
-          <w:kern w:val="0"/>
-          <w:sz w:val="4"/>
-          <w:szCs w:val="4"/>
-          <w:lang w:val="en-US"/>
-          <w14:ligatures w14:val="none"/>
-        </w:rPr>
-      </w:pPr>
-      <w:r>
-        <w:rPr>
-          <w:rFonts w:ascii="Times New Roman" w:eastAsia="Times New Roman" w:hAnsi="Times New Roman" w:cs="Times New Roman"/>
-          <w:kern w:val="0"/>
-          <w:sz w:val="22"/>
-          <w:szCs w:val="22"/>
-          <w:lang w:val="en-US"/>
-          <w14:ligatures w14:val="none"/>
-        </w:rPr>
-        <w:t xml:space="preserve">                    </w:t>
+        <w:ind w:left="1440"/>
+        <w:rPr>
+          <w:rFonts w:ascii="Times New Roman" w:eastAsia="Times New Roman" w:hAnsi="Times New Roman" w:cs="Times New Roman"/>
+          <w:kern w:val="0"/>
+          <w:sz w:val="21"/>
+          <w:szCs w:val="21"/>
+          <w:lang w:val="en-US"/>
+          <w14:ligatures w14:val="none"/>
+        </w:rPr>
+      </w:pPr>
+      <w:r>
+        <w:rPr>
+          <w:rFonts w:ascii="Times New Roman" w:eastAsia="Times New Roman" w:hAnsi="Times New Roman" w:cs="Times New Roman"/>
+          <w:b/>
+          <w:bCs/>
+          <w:kern w:val="0"/>
+          <w:sz w:val="22"/>
+          <w:szCs w:val="22"/>
+          <w:lang w:val="en-US"/>
+          <w14:ligatures w14:val="none"/>
+        </w:rPr>
+        <w:t xml:space="preserve">3). Intimation Letter Date:{{Intimation Letter Date}}.</w:t>
       </w:r>
     </w:p>
     <w:p>
@@ -1127,279 +1050,31 @@
         <w:autoSpaceDN w:val="0"/>
         <w:adjustRightInd w:val="0"/>
         <w:spacing w:after="0" w:line="240" w:lineRule="auto"/>
-        <w:jc w:val="center"/>
-        <w:rPr>
-          <w:rFonts w:ascii="Times New Roman" w:eastAsia="Times New Roman" w:hAnsi="Times New Roman" w:cs="Times New Roman"/>
-          <w:b/>
-          <w:bCs/>
-          <w:kern w:val="0"/>
-          <w:sz w:val="22"/>
-          <w:szCs w:val="22"/>
-          <w:lang w:val="en-US"/>
-          <w14:ligatures w14:val="none"/>
-        </w:rPr>
-      </w:pPr>
-      <w:r>
-        <w:rPr>
-          <w:rFonts w:ascii="Times New Roman" w:eastAsia="Times New Roman" w:hAnsi="Times New Roman" w:cs="Times New Roman"/>
-          <w:b/>
-          <w:bCs/>
-          <w:kern w:val="0"/>
-          <w:sz w:val="22"/>
-          <w:szCs w:val="22"/>
-          <w:lang w:val="en-US"/>
-          <w14:ligatures w14:val="none"/>
-        </w:rPr>
-        <w:t>§ § § §</w:t>
-      </w:r>
-    </w:p>
-    <w:p>
-      <w:pPr>
-        <w:autoSpaceDE w:val="0"/>
-        <w:autoSpaceDN w:val="0"/>
-        <w:adjustRightInd w:val="0"/>
-        <w:spacing w:after="0" w:line="240" w:lineRule="auto"/>
-        <w:rPr>
-          <w:rFonts w:ascii="Times New Roman" w:eastAsia="Times New Roman" w:hAnsi="Times New Roman" w:cs="Times New Roman"/>
-          <w:b/>
-          <w:bCs/>
-          <w:kern w:val="0"/>
-          <w:sz w:val="8"/>
-          <w:szCs w:val="8"/>
-          <w:lang w:val="en-US"/>
-          <w14:ligatures w14:val="none"/>
-        </w:rPr>
-      </w:pPr>
-    </w:p>
-    <w:p>
-      <w:pPr>
-        <w:autoSpaceDE w:val="0"/>
-        <w:autoSpaceDN w:val="0"/>
-        <w:adjustRightInd w:val="0"/>
-        <w:spacing w:after="0" w:line="240" w:lineRule="auto"/>
-        <w:rPr>
-          <w:rFonts w:ascii="Times New Roman" w:eastAsia="Times New Roman" w:hAnsi="Times New Roman" w:cs="Times New Roman"/>
-          <w:kern w:val="0"/>
-          <w:sz w:val="22"/>
-          <w:szCs w:val="22"/>
-          <w:lang w:val="en-US"/>
-          <w14:ligatures w14:val="none"/>
-        </w:rPr>
-      </w:pPr>
-      <w:r>
-        <w:rPr>
-          <w:rFonts w:ascii="Times New Roman" w:eastAsia="Times New Roman" w:hAnsi="Times New Roman" w:cs="Times New Roman"/>
-          <w:kern w:val="0"/>
-          <w:sz w:val="22"/>
-          <w:szCs w:val="22"/>
-          <w:lang w:val="en-US"/>
-          <w14:ligatures w14:val="none"/>
-        </w:rPr>
-        <w:tab/>
-      </w:r>
-      <w:r>
-        <w:rPr>
-          <w:rFonts w:ascii="Times New Roman" w:eastAsia="Times New Roman" w:hAnsi="Times New Roman" w:cs="Times New Roman"/>
-          <w:kern w:val="0"/>
-          <w:sz w:val="22"/>
-          <w:szCs w:val="22"/>
-          <w:lang w:val="en-US"/>
-          <w14:ligatures w14:val="none"/>
-        </w:rPr>
-        <w:tab/>
-      </w:r>
-      <w:r>
-        <w:rPr>
-          <w:rFonts w:ascii="Times New Roman" w:eastAsia="Times New Roman" w:hAnsi="Times New Roman" w:cs="Times New Roman"/>
-          <w:kern w:val="0"/>
-          <w:sz w:val="22"/>
-          <w:szCs w:val="22"/>
-          <w:lang w:val="en-US"/>
-          <w14:ligatures w14:val="none"/>
-        </w:rPr>
-        <w:tab/>
-        <w:t xml:space="preserve">     </w:t>
-      </w:r>
-      <w:r>
-        <w:rPr>
-          <w:rFonts w:ascii="Times New Roman" w:eastAsia="Times New Roman" w:hAnsi="Times New Roman" w:cs="Times New Roman"/>
-          <w:b/>
-          <w:bCs/>
-          <w:kern w:val="0"/>
-          <w:lang w:val="en-US"/>
-          <w14:ligatures w14:val="none"/>
-        </w:rPr>
-        <w:t>WIN Code No</w:t>
-      </w:r>
-      <w:r>
-        <w:rPr>
-          <w:rFonts w:ascii="Times New Roman" w:eastAsia="Times New Roman" w:hAnsi="Times New Roman" w:cs="Times New Roman"/>
-          <w:b/>
-          <w:bCs/>
-          <w:kern w:val="0"/>
-          <w:lang w:val="en-US"/>
-          <w14:ligatures w14:val="none"/>
-        </w:rPr>
-        <w:t xml:space="preserve">   </w:t>
-      </w:r>
-      <w:proofErr w:type="gramStart"/>
-      <w:r>
-        <w:rPr>
-          <w:rFonts w:ascii="Times New Roman" w:eastAsia="Times New Roman" w:hAnsi="Times New Roman" w:cs="Times New Roman"/>
-          <w:b/>
-          <w:bCs/>
-          <w:kern w:val="0"/>
-          <w:lang w:val="en-US"/>
-          <w14:ligatures w14:val="none"/>
-        </w:rPr>
-        <w:t xml:space="preserve">  </w:t>
-      </w:r>
-      <w:r>
-        <w:rPr>
-          <w:rFonts w:ascii="Times New Roman" w:eastAsia="Times New Roman" w:hAnsi="Times New Roman" w:cs="Times New Roman"/>
-          <w:b/>
-          <w:bCs/>
-          <w:kern w:val="0"/>
-          <w:lang w:val="en-US"/>
-          <w14:ligatures w14:val="none"/>
-        </w:rPr>
-        <w:t>:</w:t>
-      </w:r>
-      <w:proofErr w:type="gramEnd"/>
-      <w:r>
-        <w:rPr>
-          <w:rFonts w:ascii="Times New Roman" w:eastAsia="Times New Roman" w:hAnsi="Times New Roman" w:cs="Times New Roman"/>
-          <w:b/>
-          <w:bCs/>
-          <w:kern w:val="0"/>
-          <w:lang w:val="en-US"/>
-          <w14:ligatures w14:val="none"/>
-        </w:rPr>
-        <w:t xml:space="preserve"> {{</w:t>
-      </w:r>
-      <w:proofErr w:type="spellStart"/>
-      <w:r>
-        <w:rPr>
-          <w:rFonts w:ascii="Times New Roman" w:eastAsia="Times New Roman" w:hAnsi="Times New Roman" w:cs="Times New Roman"/>
-          <w:b/>
-          <w:bCs/>
-          <w:kern w:val="0"/>
-          <w:lang w:val="en-US"/>
-          <w14:ligatures w14:val="none"/>
-        </w:rPr>
-        <w:t>Wincode</w:t>
-      </w:r>
-      <w:proofErr w:type="spellEnd"/>
-      <w:r>
-        <w:rPr>
-          <w:rFonts w:ascii="Times New Roman" w:eastAsia="Times New Roman" w:hAnsi="Times New Roman" w:cs="Times New Roman"/>
-          <w:b/>
-          <w:bCs/>
-          <w:kern w:val="0"/>
-          <w:lang w:val="en-US"/>
-          <w14:ligatures w14:val="none"/>
-        </w:rPr>
-        <w:t>}}</w:t>
-      </w:r>
-    </w:p>
-    <w:p>
-      <w:pPr>
-        <w:autoSpaceDE w:val="0"/>
-        <w:autoSpaceDN w:val="0"/>
-        <w:adjustRightInd w:val="0"/>
-        <w:spacing w:after="0" w:line="240" w:lineRule="auto"/>
-        <w:ind w:left="1440" w:firstLine="720"/>
-        <w:rPr>
-          <w:rFonts w:ascii="Times New Roman" w:eastAsia="Times New Roman" w:hAnsi="Times New Roman" w:cs="Times New Roman"/>
-          <w:kern w:val="0"/>
-          <w:sz w:val="22"/>
-          <w:szCs w:val="22"/>
-          <w:lang w:val="en-US"/>
-          <w14:ligatures w14:val="none"/>
-        </w:rPr>
-      </w:pPr>
-      <w:r>
-        <w:rPr>
-          <w:rFonts w:ascii="Times New Roman" w:eastAsia="Times New Roman" w:hAnsi="Times New Roman" w:cs="Times New Roman"/>
-          <w:kern w:val="0"/>
-          <w:sz w:val="22"/>
-          <w:szCs w:val="22"/>
-          <w:lang w:val="en-US"/>
-          <w14:ligatures w14:val="none"/>
-        </w:rPr>
-        <w:t>Amount of Estimate</w:t>
-      </w:r>
-      <w:r>
-        <w:rPr>
-          <w:rFonts w:ascii="Times New Roman" w:eastAsia="Times New Roman" w:hAnsi="Times New Roman" w:cs="Times New Roman"/>
-          <w:kern w:val="0"/>
-          <w:sz w:val="22"/>
-          <w:szCs w:val="22"/>
-          <w:lang w:val="en-US"/>
-          <w14:ligatures w14:val="none"/>
-        </w:rPr>
-        <w:t xml:space="preserve">   </w:t>
-      </w:r>
-      <w:proofErr w:type="gramStart"/>
-      <w:r>
-        <w:rPr>
-          <w:rFonts w:ascii="Times New Roman" w:eastAsia="Times New Roman" w:hAnsi="Times New Roman" w:cs="Times New Roman"/>
-          <w:kern w:val="0"/>
-          <w:sz w:val="22"/>
-          <w:szCs w:val="22"/>
-          <w:lang w:val="en-US"/>
-          <w14:ligatures w14:val="none"/>
-        </w:rPr>
-        <w:t xml:space="preserve">  </w:t>
-      </w:r>
-      <w:r>
-        <w:rPr>
-          <w:rFonts w:ascii="Times New Roman" w:eastAsia="Times New Roman" w:hAnsi="Times New Roman" w:cs="Times New Roman"/>
-          <w:kern w:val="0"/>
-          <w:sz w:val="22"/>
-          <w:szCs w:val="22"/>
-          <w:lang w:val="en-US"/>
-          <w14:ligatures w14:val="none"/>
-        </w:rPr>
-        <w:t>:</w:t>
-      </w:r>
-      <w:proofErr w:type="gramEnd"/>
-      <w:r>
-        <w:rPr>
-          <w:rFonts w:ascii="Times New Roman" w:eastAsia="Times New Roman" w:hAnsi="Times New Roman" w:cs="Times New Roman"/>
-          <w:kern w:val="0"/>
-          <w:sz w:val="22"/>
-          <w:szCs w:val="22"/>
-          <w:lang w:val="en-US"/>
-          <w14:ligatures w14:val="none"/>
-        </w:rPr>
-        <w:t xml:space="preserve"> {{Estimate Amount}}</w:t>
-      </w:r>
-      <w:r>
-        <w:rPr>
-          <w:rFonts w:ascii="Times New Roman" w:eastAsia="Times New Roman" w:hAnsi="Times New Roman" w:cs="Times New Roman"/>
-          <w:kern w:val="0"/>
-          <w:sz w:val="22"/>
-          <w:szCs w:val="22"/>
-          <w:lang w:val="en-US"/>
-          <w14:ligatures w14:val="none"/>
-        </w:rPr>
-        <w:tab/>
+        <w:rPr>
+          <w:rFonts w:ascii="Times New Roman" w:eastAsia="Times New Roman" w:hAnsi="Times New Roman" w:cs="Times New Roman"/>
+          <w:kern w:val="0"/>
+          <w:sz w:val="11"/>
+          <w:szCs w:val="11"/>
+          <w:lang w:val="en-US"/>
+          <w14:ligatures w14:val="none"/>
+        </w:rPr>
+      </w:pPr>
+      <w:r>
+        <w:rPr>
+          <w:rFonts w:ascii="Times New Roman" w:eastAsia="Times New Roman" w:hAnsi="Times New Roman" w:cs="Times New Roman"/>
+          <w:kern w:val="0"/>
+          <w:sz w:val="21"/>
+          <w:szCs w:val="21"/>
+          <w:lang w:val="en-US"/>
+          <w14:ligatures w14:val="none"/>
+        </w:rPr>
+        <w:t xml:space="preserve">                      </w:t>
       </w:r>
     </w:p>
     <w:p>
       <w:pPr>
         <w:tabs>
-          <w:tab w:val="left" w:pos="720"/>
-          <w:tab w:val="left" w:pos="1440"/>
           <w:tab w:val="left" w:pos="2160"/>
-          <w:tab w:val="left" w:pos="2880"/>
-          <w:tab w:val="left" w:pos="3600"/>
-          <w:tab w:val="left" w:pos="4320"/>
-          <w:tab w:val="left" w:pos="5040"/>
-          <w:tab w:val="left" w:pos="5760"/>
-          <w:tab w:val="left" w:pos="6480"/>
-          <w:tab w:val="left" w:pos="8505"/>
         </w:tabs>
         <w:autoSpaceDE w:val="0"/>
         <w:autoSpaceDN w:val="0"/>
@@ -1408,122 +1083,83 @@
         <w:rPr>
           <w:rFonts w:ascii="Times New Roman" w:eastAsia="Times New Roman" w:hAnsi="Times New Roman" w:cs="Times New Roman"/>
           <w:kern w:val="0"/>
-          <w:sz w:val="22"/>
-          <w:szCs w:val="22"/>
-          <w:lang w:val="en-US"/>
-          <w14:ligatures w14:val="none"/>
-        </w:rPr>
-      </w:pPr>
-      <w:r>
-        <w:rPr>
-          <w:rFonts w:ascii="Times New Roman" w:eastAsia="Times New Roman" w:hAnsi="Times New Roman" w:cs="Times New Roman"/>
-          <w:kern w:val="0"/>
-          <w:sz w:val="22"/>
-          <w:szCs w:val="22"/>
-          <w:lang w:val="en-US"/>
-          <w14:ligatures w14:val="none"/>
-        </w:rPr>
-        <w:tab/>
-      </w:r>
-      <w:r>
-        <w:rPr>
-          <w:rFonts w:ascii="Times New Roman" w:eastAsia="Times New Roman" w:hAnsi="Times New Roman" w:cs="Times New Roman"/>
-          <w:kern w:val="0"/>
-          <w:sz w:val="22"/>
-          <w:szCs w:val="22"/>
-          <w:lang w:val="en-US"/>
-          <w14:ligatures w14:val="none"/>
-        </w:rPr>
-        <w:tab/>
-      </w:r>
-      <w:r>
-        <w:rPr>
-          <w:rFonts w:ascii="Times New Roman" w:eastAsia="Times New Roman" w:hAnsi="Times New Roman" w:cs="Times New Roman"/>
-          <w:kern w:val="0"/>
-          <w:sz w:val="22"/>
-          <w:szCs w:val="22"/>
-          <w:lang w:val="en-US"/>
-          <w14:ligatures w14:val="none"/>
-        </w:rPr>
-        <w:tab/>
-        <w:t>ECV Amount</w:t>
-      </w:r>
-      <w:r>
-        <w:rPr>
-          <w:rFonts w:ascii="Times New Roman" w:eastAsia="Times New Roman" w:hAnsi="Times New Roman" w:cs="Times New Roman"/>
-          <w:kern w:val="0"/>
-          <w:sz w:val="22"/>
-          <w:szCs w:val="22"/>
-          <w:lang w:val="en-US"/>
-          <w14:ligatures w14:val="none"/>
-        </w:rPr>
-        <w:t xml:space="preserve">             </w:t>
-      </w:r>
-      <w:proofErr w:type="gramStart"/>
-      <w:r>
-        <w:rPr>
-          <w:rFonts w:ascii="Times New Roman" w:eastAsia="Times New Roman" w:hAnsi="Times New Roman" w:cs="Times New Roman"/>
-          <w:kern w:val="0"/>
-          <w:sz w:val="22"/>
-          <w:szCs w:val="22"/>
-          <w:lang w:val="en-US"/>
-          <w14:ligatures w14:val="none"/>
-        </w:rPr>
-        <w:t xml:space="preserve">  </w:t>
-      </w:r>
-      <w:r>
-        <w:rPr>
-          <w:rFonts w:ascii="Times New Roman" w:eastAsia="Times New Roman" w:hAnsi="Times New Roman" w:cs="Times New Roman"/>
-          <w:kern w:val="0"/>
-          <w:sz w:val="22"/>
-          <w:szCs w:val="22"/>
-          <w:lang w:val="en-US"/>
-          <w14:ligatures w14:val="none"/>
-        </w:rPr>
-        <w:t>:</w:t>
-      </w:r>
-      <w:proofErr w:type="gramEnd"/>
-      <w:r>
-        <w:rPr>
-          <w:rFonts w:ascii="Times New Roman" w:eastAsia="Times New Roman" w:hAnsi="Times New Roman" w:cs="Times New Roman"/>
-          <w:kern w:val="0"/>
-          <w:sz w:val="22"/>
-          <w:szCs w:val="22"/>
-          <w:lang w:val="en-US"/>
-          <w14:ligatures w14:val="none"/>
-        </w:rPr>
-        <w:t xml:space="preserve"> {{ECV}}</w:t>
-      </w:r>
-      <w:r>
-        <w:rPr>
-          <w:rFonts w:ascii="Times New Roman" w:eastAsia="Times New Roman" w:hAnsi="Times New Roman" w:cs="Times New Roman"/>
-          <w:kern w:val="0"/>
-          <w:sz w:val="22"/>
-          <w:szCs w:val="22"/>
-          <w:lang w:val="en-US"/>
-          <w14:ligatures w14:val="none"/>
-        </w:rPr>
-        <w:tab/>
+          <w:sz w:val="4"/>
+          <w:szCs w:val="4"/>
+          <w:lang w:val="en-US"/>
+          <w14:ligatures w14:val="none"/>
+        </w:rPr>
+      </w:pPr>
+      <w:r>
+        <w:rPr>
+          <w:rFonts w:ascii="Times New Roman" w:eastAsia="Times New Roman" w:hAnsi="Times New Roman" w:cs="Times New Roman"/>
+          <w:kern w:val="0"/>
+          <w:sz w:val="22"/>
+          <w:szCs w:val="22"/>
+          <w:lang w:val="en-US"/>
+          <w14:ligatures w14:val="none"/>
+        </w:rPr>
+        <w:t xml:space="preserve">                    </w:t>
       </w:r>
     </w:p>
     <w:p>
       <w:pPr>
         <w:tabs>
-          <w:tab w:val="left" w:pos="720"/>
-          <w:tab w:val="left" w:pos="1440"/>
           <w:tab w:val="left" w:pos="2160"/>
-          <w:tab w:val="left" w:pos="2880"/>
-          <w:tab w:val="left" w:pos="3600"/>
-          <w:tab w:val="left" w:pos="4320"/>
-          <w:tab w:val="left" w:pos="5040"/>
-          <w:tab w:val="left" w:pos="5760"/>
-          <w:tab w:val="left" w:pos="6480"/>
-          <w:tab w:val="left" w:pos="8505"/>
         </w:tabs>
         <w:autoSpaceDE w:val="0"/>
         <w:autoSpaceDN w:val="0"/>
         <w:adjustRightInd w:val="0"/>
         <w:spacing w:after="0" w:line="240" w:lineRule="auto"/>
+        <w:jc w:val="center"/>
+        <w:rPr>
+          <w:rFonts w:ascii="Times New Roman" w:eastAsia="Times New Roman" w:hAnsi="Times New Roman" w:cs="Times New Roman"/>
+          <w:b/>
+          <w:bCs/>
+          <w:kern w:val="0"/>
+          <w:sz w:val="22"/>
+          <w:szCs w:val="22"/>
+          <w:lang w:val="en-US"/>
+          <w14:ligatures w14:val="none"/>
+        </w:rPr>
+      </w:pPr>
+      <w:r>
+        <w:rPr>
+          <w:rFonts w:ascii="Times New Roman" w:eastAsia="Times New Roman" w:hAnsi="Times New Roman" w:cs="Times New Roman"/>
+          <w:b/>
+          <w:bCs/>
+          <w:kern w:val="0"/>
+          <w:sz w:val="22"/>
+          <w:szCs w:val="22"/>
+          <w:lang w:val="en-US"/>
+          <w14:ligatures w14:val="none"/>
+        </w:rPr>
+        <w:t>§ § § §</w:t>
+      </w:r>
+    </w:p>
+    <w:p>
+      <w:pPr>
+        <w:autoSpaceDE w:val="0"/>
+        <w:autoSpaceDN w:val="0"/>
+        <w:adjustRightInd w:val="0"/>
+        <w:spacing w:after="0" w:line="240" w:lineRule="auto"/>
+        <w:rPr>
+          <w:rFonts w:ascii="Times New Roman" w:eastAsia="Times New Roman" w:hAnsi="Times New Roman" w:cs="Times New Roman"/>
+          <w:b/>
+          <w:bCs/>
+          <w:kern w:val="0"/>
+          <w:sz w:val="8"/>
+          <w:szCs w:val="8"/>
+          <w:lang w:val="en-US"/>
+          <w14:ligatures w14:val="none"/>
+        </w:rPr>
+      </w:pPr>
+    </w:p>
+    <w:p>
+      <w:pPr>
+        <w:autoSpaceDE w:val="0"/>
+        <w:autoSpaceDN w:val="0"/>
+        <w:adjustRightInd w:val="0"/>
+        <w:spacing w:after="0" w:line="240" w:lineRule="auto"/>
         <w:rPr>
           <w:rFonts w:ascii="Times New Roman" w:eastAsia="Times New Roman" w:hAnsi="Times New Roman" w:cs="Times New Roman"/>
           <w:kern w:val="0"/>
@@ -1565,117 +1201,120 @@
           <w14:ligatures w14:val="none"/>
         </w:rPr>
         <w:tab/>
-        <w:t xml:space="preserve">Tender </w:t>
+        <w:t xml:space="preserve">     </w:t>
+      </w:r>
+      <w:r>
+        <w:rPr>
+          <w:rFonts w:ascii="Times New Roman" w:eastAsia="Times New Roman" w:hAnsi="Times New Roman" w:cs="Times New Roman"/>
+          <w:b/>
+          <w:bCs/>
+          <w:kern w:val="0"/>
+          <w:lang w:val="en-US"/>
+          <w14:ligatures w14:val="none"/>
+        </w:rPr>
+        <w:t>WIN Code No</w:t>
+      </w:r>
+      <w:r>
+        <w:rPr>
+          <w:rFonts w:ascii="Times New Roman" w:eastAsia="Times New Roman" w:hAnsi="Times New Roman" w:cs="Times New Roman"/>
+          <w:b/>
+          <w:bCs/>
+          <w:kern w:val="0"/>
+          <w:lang w:val="en-US"/>
+          <w14:ligatures w14:val="none"/>
+        </w:rPr>
+        <w:t xml:space="preserve">   </w:t>
       </w:r>
       <w:proofErr w:type="gramStart"/>
       <w:r>
         <w:rPr>
           <w:rFonts w:ascii="Times New Roman" w:eastAsia="Times New Roman" w:hAnsi="Times New Roman" w:cs="Times New Roman"/>
-          <w:kern w:val="0"/>
-          <w:sz w:val="22"/>
-          <w:szCs w:val="22"/>
-          <w:lang w:val="en-US"/>
-          <w14:ligatures w14:val="none"/>
-        </w:rPr>
-        <w:t>Percentage</w:t>
-      </w:r>
-      <w:r>
-        <w:rPr>
-          <w:rFonts w:ascii="Times New Roman" w:eastAsia="Times New Roman" w:hAnsi="Times New Roman" w:cs="Times New Roman"/>
-          <w:kern w:val="0"/>
-          <w:sz w:val="22"/>
-          <w:szCs w:val="22"/>
-          <w:lang w:val="en-US"/>
-          <w14:ligatures w14:val="none"/>
-        </w:rPr>
-        <w:t xml:space="preserve">.   </w:t>
+          <w:b/>
+          <w:bCs/>
+          <w:kern w:val="0"/>
+          <w:lang w:val="en-US"/>
+          <w14:ligatures w14:val="none"/>
+        </w:rPr>
+        <w:t xml:space="preserve">  </w:t>
+      </w:r>
+      <w:r>
+        <w:rPr>
+          <w:rFonts w:ascii="Times New Roman" w:eastAsia="Times New Roman" w:hAnsi="Times New Roman" w:cs="Times New Roman"/>
+          <w:b/>
+          <w:bCs/>
+          <w:kern w:val="0"/>
+          <w:lang w:val="en-US"/>
+          <w14:ligatures w14:val="none"/>
+        </w:rPr>
+        <w:t>:</w:t>
       </w:r>
       <w:proofErr w:type="gramEnd"/>
       <w:r>
         <w:rPr>
           <w:rFonts w:ascii="Times New Roman" w:eastAsia="Times New Roman" w:hAnsi="Times New Roman" w:cs="Times New Roman"/>
-          <w:kern w:val="0"/>
-          <w:sz w:val="22"/>
-          <w:szCs w:val="22"/>
-          <w:lang w:val="en-US"/>
-          <w14:ligatures w14:val="none"/>
-        </w:rPr>
-        <w:t xml:space="preserve">  </w:t>
-      </w:r>
-      <w:proofErr w:type="gramStart"/>
-      <w:r>
-        <w:rPr>
-          <w:rFonts w:ascii="Times New Roman" w:eastAsia="Times New Roman" w:hAnsi="Times New Roman" w:cs="Times New Roman"/>
-          <w:kern w:val="0"/>
-          <w:sz w:val="22"/>
-          <w:szCs w:val="22"/>
-          <w:lang w:val="en-US"/>
-          <w14:ligatures w14:val="none"/>
-        </w:rPr>
-        <w:t xml:space="preserve">  </w:t>
-      </w:r>
-      <w:r>
-        <w:rPr>
-          <w:rFonts w:ascii="Times New Roman" w:eastAsia="Times New Roman" w:hAnsi="Times New Roman" w:cs="Times New Roman"/>
-          <w:kern w:val="0"/>
-          <w:sz w:val="22"/>
-          <w:szCs w:val="22"/>
-          <w:lang w:val="en-US"/>
-          <w14:ligatures w14:val="none"/>
-        </w:rPr>
-        <w:t>:</w:t>
-      </w:r>
-      <w:proofErr w:type="gramEnd"/>
-      <w:r>
-        <w:rPr>
-          <w:rFonts w:ascii="Times New Roman" w:eastAsia="Times New Roman" w:hAnsi="Times New Roman" w:cs="Times New Roman"/>
-          <w:kern w:val="0"/>
-          <w:sz w:val="22"/>
-          <w:szCs w:val="22"/>
-          <w:lang w:val="en-US"/>
-          <w14:ligatures w14:val="none"/>
-        </w:rPr>
-        <w:t xml:space="preserve"> {{Tender Percentage}}</w:t>
-      </w:r>
-      <w:r>
-        <w:rPr>
-          <w:rFonts w:ascii="Times New Roman" w:eastAsia="Times New Roman" w:hAnsi="Times New Roman" w:cs="Times New Roman"/>
-          <w:kern w:val="0"/>
-          <w:sz w:val="22"/>
-          <w:szCs w:val="22"/>
-          <w:lang w:val="en-US"/>
-          <w14:ligatures w14:val="none"/>
-        </w:rPr>
-        <w:t xml:space="preserve"> </w:t>
+          <w:b/>
+          <w:bCs/>
+          <w:kern w:val="0"/>
+          <w:lang w:val="en-US"/>
+          <w14:ligatures w14:val="none"/>
+        </w:rPr>
+        <w:t xml:space="preserve"> {{</w:t>
+      </w:r>
+      <w:proofErr w:type="spellStart"/>
+      <w:r>
+        <w:rPr>
+          <w:rFonts w:ascii="Times New Roman" w:eastAsia="Times New Roman" w:hAnsi="Times New Roman" w:cs="Times New Roman"/>
+          <w:b/>
+          <w:bCs/>
+          <w:kern w:val="0"/>
+          <w:lang w:val="en-US"/>
+          <w14:ligatures w14:val="none"/>
+        </w:rPr>
+        <w:t>Wincode</w:t>
+      </w:r>
+      <w:proofErr w:type="spellEnd"/>
+      <w:r>
+        <w:rPr>
+          <w:rFonts w:ascii="Times New Roman" w:eastAsia="Times New Roman" w:hAnsi="Times New Roman" w:cs="Times New Roman"/>
+          <w:b/>
+          <w:bCs/>
+          <w:kern w:val="0"/>
+          <w:lang w:val="en-US"/>
+          <w14:ligatures w14:val="none"/>
+        </w:rPr>
+        <w:t>}}</w:t>
       </w:r>
     </w:p>
     <w:p>
       <w:pPr>
         <w:tabs>
-          <w:tab w:val="left" w:pos="720"/>
-          <w:tab w:val="left" w:pos="1440"/>
-          <w:tab w:val="left" w:pos="2160"/>
-          <w:tab w:val="left" w:pos="2880"/>
-          <w:tab w:val="left" w:pos="3600"/>
           <w:tab w:val="left" w:pos="4320"/>
-          <w:tab w:val="left" w:pos="5040"/>
-          <w:tab w:val="left" w:pos="5760"/>
-          <w:tab w:val="left" w:pos="6480"/>
-          <w:tab w:val="left" w:pos="8505"/>
         </w:tabs>
         <w:autoSpaceDE w:val="0"/>
         <w:autoSpaceDN w:val="0"/>
         <w:adjustRightInd w:val="0"/>
         <w:spacing w:after="0" w:line="240" w:lineRule="auto"/>
-        <w:rPr>
-          <w:rFonts w:ascii="Times New Roman" w:eastAsia="Times New Roman" w:hAnsi="Times New Roman" w:cs="Times New Roman"/>
-          <w:kern w:val="0"/>
-          <w:sz w:val="22"/>
-          <w:szCs w:val="22"/>
-          <w:lang w:val="en-US"/>
-          <w14:ligatures w14:val="none"/>
-        </w:rPr>
-      </w:pPr>
+        <w:ind w:left="1440" w:firstLine="720"/>
+        <w:rPr>
+          <w:rFonts w:ascii="Times New Roman" w:eastAsia="Times New Roman" w:hAnsi="Times New Roman" w:cs="Times New Roman"/>
+          <w:kern w:val="0"/>
+          <w:sz w:val="22"/>
+          <w:szCs w:val="22"/>
+          <w:lang w:val="en-US"/>
+          <w14:ligatures w14:val="none"/>
+        </w:rPr>
+      </w:pPr>
+      <w:r>
+        <w:rPr>
+          <w:rFonts w:ascii="Times New Roman" w:eastAsia="Times New Roman" w:hAnsi="Times New Roman" w:cs="Times New Roman"/>
+          <w:kern w:val="0"/>
+          <w:sz w:val="22"/>
+          <w:szCs w:val="22"/>
+          <w:lang w:val="en-US"/>
+          <w14:ligatures w14:val="none"/>
+        </w:rPr>
+        <w:t xml:space="preserve">Amount of Estimate</w:t>
+      </w:r>
       <w:r>
         <w:rPr>
           <w:rFonts w:ascii="Times New Roman" w:eastAsia="Times New Roman" w:hAnsi="Times New Roman" w:cs="Times New Roman"/>
@@ -1686,6 +1325,38 @@
           <w14:ligatures w14:val="none"/>
         </w:rPr>
         <w:tab/>
+        <w:t xml:space="preserve">:  {{Estimate Amount}}.</w:t>
+      </w:r>
+    </w:p>
+    <w:p>
+      <w:pPr>
+        <w:tabs>
+          <w:tab w:val="left" w:pos="4320"/>
+        </w:tabs>
+        <w:autoSpaceDE w:val="0"/>
+        <w:autoSpaceDN w:val="0"/>
+        <w:adjustRightInd w:val="0"/>
+        <w:spacing w:after="0" w:line="240" w:lineRule="auto"/>
+        <w:ind w:left="1440" w:firstLine="720"/>
+        <w:rPr>
+          <w:rFonts w:ascii="Times New Roman" w:eastAsia="Times New Roman" w:hAnsi="Times New Roman" w:cs="Times New Roman"/>
+          <w:kern w:val="0"/>
+          <w:sz w:val="22"/>
+          <w:szCs w:val="22"/>
+          <w:lang w:val="en-US"/>
+          <w14:ligatures w14:val="none"/>
+        </w:rPr>
+      </w:pPr>
+      <w:r>
+        <w:rPr>
+          <w:rFonts w:ascii="Times New Roman" w:eastAsia="Times New Roman" w:hAnsi="Times New Roman" w:cs="Times New Roman"/>
+          <w:kern w:val="0"/>
+          <w:sz w:val="22"/>
+          <w:szCs w:val="22"/>
+          <w:lang w:val="en-US"/>
+          <w14:ligatures w14:val="none"/>
+        </w:rPr>
+        <w:t xml:space="preserve">Amount of ECV</w:t>
       </w:r>
       <w:r>
         <w:rPr>
@@ -1697,6 +1368,38 @@
           <w14:ligatures w14:val="none"/>
         </w:rPr>
         <w:tab/>
+        <w:t xml:space="preserve">:  {{ECV}}.</w:t>
+      </w:r>
+    </w:p>
+    <w:p>
+      <w:pPr>
+        <w:tabs>
+          <w:tab w:val="left" w:pos="4320"/>
+        </w:tabs>
+        <w:autoSpaceDE w:val="0"/>
+        <w:autoSpaceDN w:val="0"/>
+        <w:adjustRightInd w:val="0"/>
+        <w:spacing w:after="0" w:line="240" w:lineRule="auto"/>
+        <w:ind w:left="1440" w:firstLine="720"/>
+        <w:rPr>
+          <w:rFonts w:ascii="Times New Roman" w:eastAsia="Times New Roman" w:hAnsi="Times New Roman" w:cs="Times New Roman"/>
+          <w:kern w:val="0"/>
+          <w:sz w:val="22"/>
+          <w:szCs w:val="22"/>
+          <w:lang w:val="en-US"/>
+          <w14:ligatures w14:val="none"/>
+        </w:rPr>
+      </w:pPr>
+      <w:r>
+        <w:rPr>
+          <w:rFonts w:ascii="Times New Roman" w:eastAsia="Times New Roman" w:hAnsi="Times New Roman" w:cs="Times New Roman"/>
+          <w:kern w:val="0"/>
+          <w:sz w:val="22"/>
+          <w:szCs w:val="22"/>
+          <w:lang w:val="en-US"/>
+          <w14:ligatures w14:val="none"/>
+        </w:rPr>
+        <w:t xml:space="preserve">Amount of Contract</w:t>
       </w:r>
       <w:r>
         <w:rPr>
@@ -1708,77 +1411,93 @@
           <w14:ligatures w14:val="none"/>
         </w:rPr>
         <w:tab/>
-        <w:t xml:space="preserve">Contract </w:t>
-      </w:r>
-      <w:proofErr w:type="gramStart"/>
-      <w:r>
-        <w:rPr>
-          <w:rFonts w:ascii="Times New Roman" w:eastAsia="Times New Roman" w:hAnsi="Times New Roman" w:cs="Times New Roman"/>
-          <w:kern w:val="0"/>
-          <w:sz w:val="22"/>
-          <w:szCs w:val="22"/>
-          <w:lang w:val="en-US"/>
-          <w14:ligatures w14:val="none"/>
-        </w:rPr>
-        <w:t>Amount</w:t>
-      </w:r>
-      <w:r>
-        <w:rPr>
-          <w:rFonts w:ascii="Times New Roman" w:eastAsia="Times New Roman" w:hAnsi="Times New Roman" w:cs="Times New Roman"/>
-          <w:kern w:val="0"/>
-          <w:sz w:val="22"/>
-          <w:szCs w:val="22"/>
-          <w:lang w:val="en-US"/>
-          <w14:ligatures w14:val="none"/>
-        </w:rPr>
-        <w:t xml:space="preserve">.   </w:t>
-      </w:r>
-      <w:proofErr w:type="gramEnd"/>
-      <w:r>
-        <w:rPr>
-          <w:rFonts w:ascii="Times New Roman" w:eastAsia="Times New Roman" w:hAnsi="Times New Roman" w:cs="Times New Roman"/>
-          <w:kern w:val="0"/>
-          <w:sz w:val="22"/>
-          <w:szCs w:val="22"/>
-          <w:lang w:val="en-US"/>
-          <w14:ligatures w14:val="none"/>
-        </w:rPr>
-        <w:t xml:space="preserve">    </w:t>
-      </w:r>
-      <w:proofErr w:type="gramStart"/>
-      <w:r>
-        <w:rPr>
-          <w:rFonts w:ascii="Times New Roman" w:eastAsia="Times New Roman" w:hAnsi="Times New Roman" w:cs="Times New Roman"/>
-          <w:kern w:val="0"/>
-          <w:sz w:val="22"/>
-          <w:szCs w:val="22"/>
-          <w:lang w:val="en-US"/>
-          <w14:ligatures w14:val="none"/>
-        </w:rPr>
-        <w:t xml:space="preserve">  </w:t>
-      </w:r>
-      <w:r>
-        <w:rPr>
-          <w:rFonts w:ascii="Times New Roman" w:eastAsia="Times New Roman" w:hAnsi="Times New Roman" w:cs="Times New Roman"/>
-          <w:kern w:val="0"/>
-          <w:sz w:val="22"/>
-          <w:szCs w:val="22"/>
-          <w:lang w:val="en-US"/>
-          <w14:ligatures w14:val="none"/>
-        </w:rPr>
-        <w:t>:</w:t>
-      </w:r>
-      <w:proofErr w:type="gramEnd"/>
-      <w:r>
-        <w:rPr>
-          <w:rFonts w:ascii="Times New Roman" w:eastAsia="Times New Roman" w:hAnsi="Times New Roman" w:cs="Times New Roman"/>
-          <w:kern w:val="0"/>
-          <w:sz w:val="22"/>
-          <w:szCs w:val="22"/>
-          <w:lang w:val="en-US"/>
-          <w14:ligatures w14:val="none"/>
-        </w:rPr>
-        <w:t xml:space="preserve"> {{Contract Amount}}</w:t>
+        <w:t xml:space="preserve">:  {{Contract Amount}}.</w:t>
+      </w:r>
+    </w:p>
+    <w:p>
+      <w:pPr>
+        <w:tabs>
+          <w:tab w:val="left" w:pos="4320"/>
+        </w:tabs>
+        <w:autoSpaceDE w:val="0"/>
+        <w:autoSpaceDN w:val="0"/>
+        <w:adjustRightInd w:val="0"/>
+        <w:spacing w:after="0" w:line="240" w:lineRule="auto"/>
+        <w:ind w:left="1440" w:firstLine="720"/>
+        <w:rPr>
+          <w:rFonts w:ascii="Times New Roman" w:eastAsia="Times New Roman" w:hAnsi="Times New Roman" w:cs="Times New Roman"/>
+          <w:kern w:val="0"/>
+          <w:sz w:val="22"/>
+          <w:szCs w:val="22"/>
+          <w:lang w:val="en-US"/>
+          <w14:ligatures w14:val="none"/>
+        </w:rPr>
+      </w:pPr>
+      <w:r>
+        <w:rPr>
+          <w:rFonts w:ascii="Times New Roman" w:eastAsia="Times New Roman" w:hAnsi="Times New Roman" w:cs="Times New Roman"/>
+          <w:kern w:val="0"/>
+          <w:sz w:val="22"/>
+          <w:szCs w:val="22"/>
+          <w:lang w:val="en-US"/>
+          <w14:ligatures w14:val="none"/>
+        </w:rPr>
+        <w:t xml:space="preserve">Tender Percentage</w:t>
+      </w:r>
+      <w:r>
+        <w:rPr>
+          <w:rFonts w:ascii="Times New Roman" w:eastAsia="Times New Roman" w:hAnsi="Times New Roman" w:cs="Times New Roman"/>
+          <w:kern w:val="0"/>
+          <w:sz w:val="22"/>
+          <w:szCs w:val="22"/>
+          <w:lang w:val="en-US"/>
+          <w14:ligatures w14:val="none"/>
+        </w:rPr>
+        <w:tab/>
+        <w:t xml:space="preserve">:  {{Tender Percentage}}.</w:t>
+      </w:r>
+    </w:p>
+    <w:p>
+      <w:pPr>
+        <w:tabs>
+          <w:tab w:val="left" w:pos="4320"/>
+        </w:tabs>
+        <w:autoSpaceDE w:val="0"/>
+        <w:autoSpaceDN w:val="0"/>
+        <w:adjustRightInd w:val="0"/>
+        <w:spacing w:after="0" w:line="240" w:lineRule="auto"/>
+        <w:ind w:left="1440" w:firstLine="720"/>
+        <w:rPr>
+          <w:rFonts w:ascii="Times New Roman" w:eastAsia="Times New Roman" w:hAnsi="Times New Roman" w:cs="Times New Roman"/>
+          <w:kern w:val="0"/>
+          <w:sz w:val="22"/>
+          <w:szCs w:val="22"/>
+          <w:lang w:val="en-US"/>
+          <w14:ligatures w14:val="none"/>
+        </w:rPr>
+      </w:pPr>
+      <w:r>
+        <w:rPr>
+          <w:rFonts w:ascii="Times New Roman" w:eastAsia="Times New Roman" w:hAnsi="Times New Roman" w:cs="Times New Roman"/>
+          <w:kern w:val="0"/>
+          <w:sz w:val="22"/>
+          <w:szCs w:val="22"/>
+          <w:lang w:val="en-US"/>
+          <w14:ligatures w14:val="none"/>
+        </w:rPr>
+        <w:t xml:space="preserve">Period of Completion</w:t>
+      </w:r>
+      <w:r>
+        <w:rPr>
+          <w:rFonts w:ascii="Times New Roman" w:eastAsia="Times New Roman" w:hAnsi="Times New Roman" w:cs="Times New Roman"/>
+          <w:kern w:val="0"/>
+          <w:sz w:val="22"/>
+          <w:szCs w:val="22"/>
+          <w:lang w:val="en-US"/>
+          <w14:ligatures w14:val="none"/>
+        </w:rPr>
+        <w:tab/>
+        <w:t xml:space="preserve">:  {{Period of Completion}}.</w:t>
       </w:r>
     </w:p>
     <w:p>
@@ -1901,7 +1620,7 @@
           <w:sz w:val="22"/>
           <w:szCs w:val="22"/>
         </w:rPr>
-        <w:t>(   )</w:t>
+        <w:t>{{Period of Completion}}</w:t>
       </w:r>
       <w:r>
         <w:rPr>
@@ -1909,7 +1628,7 @@
           <w:sz w:val="22"/>
           <w:szCs w:val="22"/>
         </w:rPr>
-        <w:t xml:space="preserve"> months from the date of letter of acceptance (LOA) issued vide reference 3rd cited. </w:t>
+        <w:t xml:space="preserve">. </w:t>
       </w:r>
     </w:p>
     <w:p>

--- a/resources/work-order-template-header2.docx
+++ b/resources/work-order-template-header2.docx
@@ -305,6 +305,7 @@
           <w:kern w:val="0"/>
           <w:sz w:val="21"/>
           <w:szCs w:val="21"/>
+          <w:u w:val="single"/>
           <w:lang w:val="en-US"/>
           <w14:ligatures w14:val="none"/>
         </w:rPr>
@@ -318,6 +319,7 @@
           <w:kern w:val="0"/>
           <w:sz w:val="21"/>
           <w:szCs w:val="21"/>
+          <w:u w:val="single"/>
           <w:lang w:val="en-US"/>
           <w14:ligatures w14:val="none"/>
         </w:rPr>
@@ -332,6 +334,7 @@
           <w:kern w:val="0"/>
           <w:sz w:val="21"/>
           <w:szCs w:val="21"/>
+          <w:u w:val="single"/>
           <w:lang w:val="en-US"/>
           <w14:ligatures w14:val="none"/>
         </w:rPr>
@@ -345,6 +348,7 @@
           <w:kern w:val="0"/>
           <w:sz w:val="21"/>
           <w:szCs w:val="21"/>
+          <w:u w:val="single"/>
           <w:lang w:val="en-US"/>
           <w14:ligatures w14:val="none"/>
         </w:rPr>
@@ -359,6 +363,7 @@
           <w:kern w:val="0"/>
           <w:sz w:val="21"/>
           <w:szCs w:val="21"/>
+          <w:u w:val="single"/>
           <w:lang w:val="en-US"/>
           <w14:ligatures w14:val="none"/>
         </w:rPr>
@@ -372,6 +377,7 @@
           <w:kern w:val="0"/>
           <w:sz w:val="21"/>
           <w:szCs w:val="21"/>
+          <w:u w:val="single"/>
           <w:lang w:val="en-US"/>
           <w14:ligatures w14:val="none"/>
         </w:rPr>
@@ -386,6 +392,7 @@
           <w:sz w:val="21"/>
           <w:szCs w:val="21"/>
           <w14:ligatures w14:val="none"/>
+          <w:u w:val="single"/>
         </w:rPr>
         <w:t>{{Corporation}}/{{ZoneAbbr}}/</w:t>
       </w:r>
@@ -398,6 +405,7 @@
           <w:sz w:val="21"/>
           <w:szCs w:val="21"/>
           <w14:ligatures w14:val="none"/>
+          <w:u w:val="single"/>
         </w:rPr>
         <w:t>{{Circle}}</w:t>
       </w:r>
@@ -410,6 +418,7 @@
           <w:sz w:val="21"/>
           <w:szCs w:val="21"/>
           <w14:ligatures w14:val="none"/>
+          <w:u w:val="single"/>
         </w:rPr>
         <w:t>/CIR-</w:t>
       </w:r>
@@ -422,6 +431,7 @@
           <w:sz w:val="21"/>
           <w:szCs w:val="21"/>
           <w14:ligatures w14:val="none"/>
+          <w:u w:val="single"/>
         </w:rPr>
         <w:t>{{CNO}}</w:t>
       </w:r>
@@ -434,6 +444,7 @@
           <w:sz w:val="21"/>
           <w:szCs w:val="21"/>
           <w14:ligatures w14:val="none"/>
+          <w:u w:val="single"/>
         </w:rPr>
         <w:t>/EE/</w:t>
       </w:r>
@@ -446,6 +457,7 @@
           <w:sz w:val="21"/>
           <w:szCs w:val="21"/>
           <w14:ligatures w14:val="none"/>
+          <w:u w:val="single"/>
         </w:rPr>
         <w:t>{{</w:t>
       </w:r>
@@ -459,6 +471,7 @@
           <w:sz w:val="21"/>
           <w:szCs w:val="21"/>
           <w14:ligatures w14:val="none"/>
+          <w:u w:val="single"/>
         </w:rPr>
         <w:t>Financialyear</w:t>
       </w:r>
@@ -473,6 +486,7 @@
           <w:sz w:val="21"/>
           <w:szCs w:val="21"/>
           <w14:ligatures w14:val="none"/>
+          <w:u w:val="single"/>
         </w:rPr>
         <w:t>}}</w:t>
       </w:r>
@@ -486,6 +500,7 @@
           <w:kern w:val="0"/>
           <w:sz w:val="21"/>
           <w:szCs w:val="21"/>
+          <w:u w:val="single"/>
           <w:lang w:val="en-US"/>
           <w14:ligatures w14:val="none"/>
         </w:rPr>
@@ -499,6 +514,7 @@
           <w:kern w:val="0"/>
           <w:sz w:val="21"/>
           <w:szCs w:val="21"/>
+          <w:u w:val="single"/>
           <w:lang w:val="en-US"/>
           <w14:ligatures w14:val="none"/>
         </w:rPr>
@@ -513,6 +529,7 @@
           <w:kern w:val="0"/>
           <w:sz w:val="21"/>
           <w:szCs w:val="21"/>
+          <w:u w:val="single"/>
           <w:lang w:val="en-US"/>
           <w14:ligatures w14:val="none"/>
         </w:rPr>
@@ -527,6 +544,7 @@
           <w:kern w:val="0"/>
           <w:sz w:val="21"/>
           <w:szCs w:val="21"/>
+          <w:u w:val="single"/>
           <w:lang w:val="en-US"/>
           <w14:ligatures w14:val="none"/>
         </w:rPr>

--- a/resources/work-order-template-header2.docx
+++ b/resources/work-order-template-header2.docx
@@ -367,7 +367,7 @@
           <w:lang w:val="en-US"/>
           <w14:ligatures w14:val="none"/>
         </w:rPr>
-        <w:t xml:space="preserve">:    </w:t>
+        <w:t xml:space="preserve">: </w:t>
       </w:r>
       <w:r>
         <w:rPr>
@@ -500,11 +500,11 @@
           <w:kern w:val="0"/>
           <w:sz w:val="21"/>
           <w:szCs w:val="21"/>
-          <w:u w:val="single"/>
           <w:lang w:val="en-US"/>
           <w14:ligatures w14:val="none"/>
         </w:rPr>
         <w:tab/>
+        <w:t>Date</w:t>
       </w:r>
       <w:r>
         <w:rPr>
@@ -514,13 +514,12 @@
           <w:kern w:val="0"/>
           <w:sz w:val="21"/>
           <w:szCs w:val="21"/>
-          <w:u w:val="single"/>
-          <w:lang w:val="en-US"/>
-          <w14:ligatures w14:val="none"/>
-        </w:rPr>
-        <w:tab/>
-        <w:t>Date</w:t>
-      </w:r>
+          <w:lang w:val="en-US"/>
+          <w14:ligatures w14:val="none"/>
+        </w:rPr>
+        <w:t>:{</w:t>
+      </w:r>
+      <w:proofErr w:type="gramEnd"/>
       <w:r>
         <w:rPr>
           <w:rFonts w:ascii="Times New Roman" w:eastAsia="Calibri" w:hAnsi="Times New Roman" w:cs="Times New Roman"/>
@@ -529,34 +528,18 @@
           <w:kern w:val="0"/>
           <w:sz w:val="21"/>
           <w:szCs w:val="21"/>
-          <w:u w:val="single"/>
-          <w:lang w:val="en-US"/>
-          <w14:ligatures w14:val="none"/>
-        </w:rPr>
-        <w:t>:{</w:t>
-      </w:r>
-      <w:proofErr w:type="gramEnd"/>
-      <w:r>
+          <w:lang w:val="en-US"/>
+          <w14:ligatures w14:val="none"/>
+        </w:rPr>
+        <w:t>{Agreement date}}</w:t>
+      </w:r>
+    </w:p>
+    <w:p>
+      <w:pPr>
+        <w:spacing w:after="0" w:line="240" w:lineRule="auto"/>
+        <w:jc w:val="both"/>
         <w:rPr>
           <w:rFonts w:ascii="Times New Roman" w:eastAsia="Calibri" w:hAnsi="Times New Roman" w:cs="Times New Roman"/>
-          <w:b/>
-          <w:bCs/>
-          <w:kern w:val="0"/>
-          <w:sz w:val="21"/>
-          <w:szCs w:val="21"/>
-          <w:u w:val="single"/>
-          <w:lang w:val="en-US"/>
-          <w14:ligatures w14:val="none"/>
-        </w:rPr>
-        <w:t>{Agreement date}}</w:t>
-      </w:r>
-    </w:p>
-    <w:p>
-      <w:pPr>
-        <w:spacing w:after="0" w:line="240" w:lineRule="auto"/>
-        <w:jc w:val="both"/>
-        <w:rPr>
-          <w:rFonts w:ascii="Times New Roman" w:eastAsia="Calibri" w:hAnsi="Times New Roman" w:cs="Times New Roman"/>
           <w:kern w:val="0"/>
           <w:sz w:val="20"/>
           <w:szCs w:val="22"/>
@@ -564,87 +547,6 @@
           <w14:ligatures w14:val="none"/>
         </w:rPr>
       </w:pPr>
-      <w:r>
-        <w:rPr>
-          <w:rFonts w:ascii="Times New Roman" w:eastAsia="Calibri" w:hAnsi="Times New Roman" w:cs="Times New Roman"/>
-          <w:noProof/>
-          <w:kern w:val="0"/>
-          <w:sz w:val="20"/>
-          <w:szCs w:val="22"/>
-          <w:lang w:eastAsia="en-IN"/>
-          <w14:ligatures w14:val="none"/>
-        </w:rPr>
-        <mc:AlternateContent>
-          <mc:Choice Requires="wps">
-            <w:drawing>
-              <wp:anchor distT="4294967294" distB="4294967294" distL="114300" distR="114300" simplePos="0" relativeHeight="251662336" behindDoc="0" locked="0" layoutInCell="1" allowOverlap="1" wp14:anchorId="054ACF90" wp14:editId="22097BC4">
-                <wp:simplePos x="0" y="0"/>
-                <wp:positionH relativeFrom="column">
-                  <wp:posOffset>28575</wp:posOffset>
-                </wp:positionH>
-                <wp:positionV relativeFrom="paragraph">
-                  <wp:posOffset>-160020</wp:posOffset>
-                </wp:positionV>
-                <wp:extent cx="5810250" cy="0"/>
-                <wp:effectExtent l="0" t="12700" r="6350" b="0"/>
-                <wp:wrapNone/>
-                <wp:docPr id="2134518378" name="Straight Connector 4"/>
-                <wp:cNvGraphicFramePr>
-                  <a:graphicFrameLocks xmlns:a="http://schemas.openxmlformats.org/drawingml/2006/main"/>
-                </wp:cNvGraphicFramePr>
-                <a:graphic xmlns:a="http://schemas.openxmlformats.org/drawingml/2006/main">
-                  <a:graphicData uri="http://schemas.microsoft.com/office/word/2010/wordprocessingShape">
-                    <wps:wsp>
-                      <wps:cNvCnPr>
-                        <a:cxnSpLocks/>
-                      </wps:cNvCnPr>
-                      <wps:spPr bwMode="auto">
-                        <a:xfrm>
-                          <a:off x="0" y="0"/>
-                          <a:ext cx="5810250" cy="0"/>
-                        </a:xfrm>
-                        <a:prstGeom prst="line">
-                          <a:avLst/>
-                        </a:prstGeom>
-                        <a:noFill/>
-                        <a:ln w="19050">
-                          <a:solidFill>
-                            <a:srgbClr val="000000"/>
-                          </a:solidFill>
-                          <a:round/>
-                          <a:headEnd/>
-                          <a:tailEnd/>
-                        </a:ln>
-                        <a:extLst>
-                          <a:ext uri="{909E8E84-426E-40DD-AFC4-6F175D3DCCD1}">
-                            <a14:hiddenFill xmlns:a14="http://schemas.microsoft.com/office/drawing/2010/main">
-                              <a:noFill/>
-                            </a14:hiddenFill>
-                          </a:ext>
-                        </a:extLst>
-                      </wps:spPr>
-                      <wps:bodyPr/>
-                    </wps:wsp>
-                  </a:graphicData>
-                </a:graphic>
-                <wp14:sizeRelH relativeFrom="page">
-                  <wp14:pctWidth>0</wp14:pctWidth>
-                </wp14:sizeRelH>
-                <wp14:sizeRelV relativeFrom="page">
-                  <wp14:pctHeight>0</wp14:pctHeight>
-                </wp14:sizeRelV>
-              </wp:anchor>
-            </w:drawing>
-          </mc:Choice>
-          <mc:Fallback>
-            <w:pict>
-              <v:line w14:anchorId="0602471B" id="Straight Connector 4" o:spid="_x0000_s1026" style="position:absolute;z-index:251662336;visibility:visible;mso-wrap-style:square;mso-width-percent:0;mso-height-percent:0;mso-wrap-distance-left:9pt;mso-wrap-distance-top:.Lmm;mso-wrap-distance-right:9pt;mso-wrap-distance-bottom:.Lmm;mso-position-horizontal:absolute;mso-position-horizontal-relative:text;mso-position-vertical:absolute;mso-position-vertical-relative:text;mso-width-percent:0;mso-height-percent:0;mso-width-relative:page;mso-height-relative:page" from="2.25pt,2.85pt" to="459.75pt,2.85pt" o:gfxdata="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" strokeweight="1.5pt">
-                <o:lock v:ext="edit" shapetype="f"/>
-              </v:line>
-            </w:pict>
-          </mc:Fallback>
-        </mc:AlternateContent>
-      </w:r>
     </w:p>
     <w:p>
       <w:pPr>
@@ -960,6 +862,226 @@
         <w:t xml:space="preserve"> – Work Order - Issued.</w:t>
       </w:r>
     </w:p>
+    <w:tbl>
+      <w:tblPr>
+        <w:tblW w:w="8306" w:type="dxa"/>
+        <w:tblInd w:w="720" w:type="dxa"/>
+        <w:tblBorders>
+          <w:top w:val="none" w:sz="0" w:space="0" w:color="auto"/>
+          <w:left w:val="none" w:sz="0" w:space="0" w:color="auto"/>
+          <w:bottom w:val="none" w:sz="0" w:space="0" w:color="auto"/>
+          <w:right w:val="none" w:sz="0" w:space="0" w:color="auto"/>
+          <w:insideH w:val="none" w:sz="0" w:space="0" w:color="auto"/>
+          <w:insideV w:val="none" w:sz="0" w:space="0" w:color="auto"/>
+        </w:tblBorders>
+        <w:tblLayout w:type="fixed"/>
+        <w:tblLook w:val="0000" w:firstRow="0" w:lastRow="0" w:firstColumn="0" w:lastColumn="0" w:noHBand="0" w:noVBand="0"/>
+      </w:tblPr>
+      <w:tblGrid>
+        <w:gridCol w:w="600"/>
+        <w:gridCol w:w="7706"/>
+      </w:tblGrid>
+      <w:tr>
+        <w:tc>
+          <w:tcPr>
+            <w:tcW w:w="600" w:type="dxa"/>
+            <w:vMerge w:val="restart"/>
+            <w:tcMar>
+              <w:top w:w="0" w:type="dxa"/>
+              <w:left w:w="0" w:type="dxa"/>
+              <w:bottom w:w="0" w:type="dxa"/>
+              <w:right w:w="0" w:type="dxa"/>
+            </w:tcMar>
+            <w:vAlign w:val="top"/>
+          </w:tcPr>
+          <w:p>
+            <w:pPr>
+              <w:spacing w:after="0" w:line="240" w:lineRule="auto"/>
+              <w:rPr>
+                <w:rFonts w:ascii="Times New Roman" w:eastAsia="Times New Roman" w:hAnsi="Times New Roman" w:cs="Times New Roman"/>
+                <w:kern w:val="0"/>
+                <w:sz w:val="22"/>
+                <w:szCs w:val="22"/>
+                <w:lang w:val="en-US"/>
+                <w14:ligatures w14:val="none"/>
+              </w:rPr>
+            </w:pPr>
+            <w:r>
+              <w:rPr>
+                <w:rFonts w:ascii="Times New Roman" w:eastAsia="Times New Roman" w:hAnsi="Times New Roman" w:cs="Times New Roman"/>
+                <w:b/>
+                <w:bCs/>
+                <w:kern w:val="0"/>
+                <w:sz w:val="22"/>
+                <w:szCs w:val="22"/>
+                <w:lang w:val="en-US"/>
+                <w14:ligatures w14:val="none"/>
+              </w:rPr>
+              <w:t xml:space="preserve">Ref:-</w:t>
+            </w:r>
+          </w:p>
+        </w:tc>
+        <w:tc>
+          <w:tcPr>
+            <w:tcW w:w="7706" w:type="dxa"/>
+            <w:tcMar>
+              <w:top w:w="0" w:type="dxa"/>
+              <w:left w:w="0" w:type="dxa"/>
+              <w:bottom w:w="0" w:type="dxa"/>
+              <w:right w:w="0" w:type="dxa"/>
+            </w:tcMar>
+          </w:tcPr>
+          <w:p>
+            <w:pPr>
+              <w:spacing w:after="0" w:line="240" w:lineRule="auto"/>
+              <w:rPr>
+                <w:rFonts w:ascii="Times New Roman" w:eastAsia="Times New Roman" w:hAnsi="Times New Roman" w:cs="Times New Roman"/>
+                <w:kern w:val="0"/>
+                <w:sz w:val="22"/>
+                <w:szCs w:val="22"/>
+                <w:lang w:val="en-US"/>
+                <w14:ligatures w14:val="none"/>
+              </w:rPr>
+            </w:pPr>
+            <w:r>
+              <w:rPr>
+                <w:rFonts w:ascii="Times New Roman" w:eastAsia="Times New Roman" w:hAnsi="Times New Roman" w:cs="Times New Roman"/>
+                <w:kern w:val="0"/>
+                <w:sz w:val="22"/>
+                <w:szCs w:val="22"/>
+                <w:lang w:val="en-US"/>
+                <w14:ligatures w14:val="none"/>
+              </w:rPr>
+              <w:t xml:space="preserve">1) Nit No:{{NIT No}}(Item-{{Item No}}), Dt.{{NIT Date}}.</w:t>
+            </w:r>
+          </w:p>
+        </w:tc>
+      </w:tr>
+      <w:tr>
+        <w:tc>
+          <w:tcPr>
+            <w:tcW w:w="600" w:type="dxa"/>
+            <w:vMerge/>
+            <w:tcMar>
+              <w:top w:w="0" w:type="dxa"/>
+              <w:left w:w="0" w:type="dxa"/>
+              <w:bottom w:w="0" w:type="dxa"/>
+              <w:right w:w="0" w:type="dxa"/>
+            </w:tcMar>
+          </w:tcPr>
+          <w:p>
+            <w:pPr>
+              <w:spacing w:after="0" w:line="240" w:lineRule="auto"/>
+              <w:rPr>
+                <w:rFonts w:ascii="Times New Roman" w:eastAsia="Times New Roman" w:hAnsi="Times New Roman" w:cs="Times New Roman"/>
+                <w:kern w:val="0"/>
+                <w:sz w:val="22"/>
+                <w:szCs w:val="22"/>
+                <w:lang w:val="en-US"/>
+                <w14:ligatures w14:val="none"/>
+              </w:rPr>
+            </w:pPr>
+          </w:p>
+        </w:tc>
+        <w:tc>
+          <w:tcPr>
+            <w:tcW w:w="7706" w:type="dxa"/>
+            <w:tcMar>
+              <w:top w:w="0" w:type="dxa"/>
+              <w:left w:w="0" w:type="dxa"/>
+              <w:bottom w:w="0" w:type="dxa"/>
+              <w:right w:w="0" w:type="dxa"/>
+            </w:tcMar>
+          </w:tcPr>
+          <w:p>
+            <w:pPr>
+              <w:spacing w:after="0" w:line="240" w:lineRule="auto"/>
+              <w:rPr>
+                <w:rFonts w:ascii="Times New Roman" w:eastAsia="Times New Roman" w:hAnsi="Times New Roman" w:cs="Times New Roman"/>
+                <w:kern w:val="0"/>
+                <w:sz w:val="22"/>
+                <w:szCs w:val="22"/>
+                <w:lang w:val="en-US"/>
+                <w14:ligatures w14:val="none"/>
+              </w:rPr>
+            </w:pPr>
+            <w:r>
+              <w:rPr>
+                <w:rFonts w:ascii="Times New Roman" w:eastAsia="Times New Roman" w:hAnsi="Times New Roman" w:cs="Times New Roman"/>
+                <w:kern w:val="0"/>
+                <w:sz w:val="22"/>
+                <w:szCs w:val="22"/>
+                <w:lang w:val="en-US"/>
+                <w14:ligatures w14:val="none"/>
+              </w:rPr>
+              <w:t xml:space="preserve">2) Your Tender ID:{{Tender ID}}, Your Tender Dt:{{NIT Date}}.</w:t>
+            </w:r>
+          </w:p>
+        </w:tc>
+      </w:tr>
+      <w:tr>
+        <w:tc>
+          <w:tcPr>
+            <w:tcW w:w="600" w:type="dxa"/>
+            <w:vMerge/>
+            <w:tcMar>
+              <w:top w:w="0" w:type="dxa"/>
+              <w:left w:w="0" w:type="dxa"/>
+              <w:bottom w:w="0" w:type="dxa"/>
+              <w:right w:w="0" w:type="dxa"/>
+            </w:tcMar>
+          </w:tcPr>
+          <w:p>
+            <w:pPr>
+              <w:spacing w:after="0" w:line="240" w:lineRule="auto"/>
+              <w:rPr>
+                <w:rFonts w:ascii="Times New Roman" w:eastAsia="Times New Roman" w:hAnsi="Times New Roman" w:cs="Times New Roman"/>
+                <w:kern w:val="0"/>
+                <w:sz w:val="22"/>
+                <w:szCs w:val="22"/>
+                <w:lang w:val="en-US"/>
+                <w14:ligatures w14:val="none"/>
+              </w:rPr>
+            </w:pPr>
+          </w:p>
+        </w:tc>
+        <w:tc>
+          <w:tcPr>
+            <w:tcW w:w="7706" w:type="dxa"/>
+            <w:tcMar>
+              <w:top w:w="0" w:type="dxa"/>
+              <w:left w:w="0" w:type="dxa"/>
+              <w:bottom w:w="0" w:type="dxa"/>
+              <w:right w:w="0" w:type="dxa"/>
+            </w:tcMar>
+          </w:tcPr>
+          <w:p>
+            <w:pPr>
+              <w:spacing w:after="0" w:line="240" w:lineRule="auto"/>
+              <w:rPr>
+                <w:rFonts w:ascii="Times New Roman" w:eastAsia="Times New Roman" w:hAnsi="Times New Roman" w:cs="Times New Roman"/>
+                <w:kern w:val="0"/>
+                <w:sz w:val="22"/>
+                <w:szCs w:val="22"/>
+                <w:lang w:val="en-US"/>
+                <w14:ligatures w14:val="none"/>
+              </w:rPr>
+            </w:pPr>
+            <w:r>
+              <w:rPr>
+                <w:rFonts w:ascii="Times New Roman" w:eastAsia="Times New Roman" w:hAnsi="Times New Roman" w:cs="Times New Roman"/>
+                <w:kern w:val="0"/>
+                <w:sz w:val="22"/>
+                <w:szCs w:val="22"/>
+                <w:lang w:val="en-US"/>
+                <w14:ligatures w14:val="none"/>
+              </w:rPr>
+              <w:t xml:space="preserve">3) Intimation Letter Date:{{Intimation Letter Date}}.</w:t>
+            </w:r>
+          </w:p>
+        </w:tc>
+      </w:tr>
+    </w:tbl>
     <w:p>
       <w:pPr>
         <w:tabs>
@@ -969,7 +1091,16 @@
         <w:autoSpaceDN w:val="0"/>
         <w:adjustRightInd w:val="0"/>
         <w:spacing w:after="0" w:line="240" w:lineRule="auto"/>
-        <w:ind w:left="1440" w:hanging="720"/>
+        <w:rPr>
+          <w:rFonts w:ascii="Times New Roman" w:eastAsia="Times New Roman" w:hAnsi="Times New Roman" w:cs="Times New Roman"/>
+          <w:kern w:val="0"/>
+          <w:sz w:val="11"/>
+          <w:szCs w:val="11"/>
+          <w:lang w:val="en-US"/>
+          <w14:ligatures w14:val="none"/>
+        </w:rPr>
+      </w:pPr>
+      <w:r>
         <w:rPr>
           <w:rFonts w:ascii="Times New Roman" w:eastAsia="Times New Roman" w:hAnsi="Times New Roman" w:cs="Times New Roman"/>
           <w:kern w:val="0"/>
@@ -978,19 +1109,7 @@
           <w:lang w:val="en-US"/>
           <w14:ligatures w14:val="none"/>
         </w:rPr>
-      </w:pPr>
-      <w:r>
-        <w:rPr>
-          <w:rFonts w:ascii="Times New Roman" w:eastAsia="Times New Roman" w:hAnsi="Times New Roman" w:cs="Times New Roman"/>
-          <w:b/>
-          <w:bCs/>
-          <w:kern w:val="0"/>
-          <w:sz w:val="22"/>
-          <w:szCs w:val="22"/>
-          <w:lang w:val="en-US"/>
-          <w14:ligatures w14:val="none"/>
-        </w:rPr>
-        <w:t xml:space="preserve">Ref: -1).Nit No:{{NIT No}}(Item-{{Item No}}), Dt.{{NIT Date}}.</w:t>
+        <w:t xml:space="preserve">                      </w:t>
       </w:r>
     </w:p>
     <w:p>
@@ -1002,28 +1121,25 @@
         <w:autoSpaceDN w:val="0"/>
         <w:adjustRightInd w:val="0"/>
         <w:spacing w:after="0" w:line="240" w:lineRule="auto"/>
-        <w:ind w:left="1440"/>
-        <w:rPr>
-          <w:rFonts w:ascii="Times New Roman" w:eastAsia="Times New Roman" w:hAnsi="Times New Roman" w:cs="Times New Roman"/>
-          <w:kern w:val="0"/>
-          <w:sz w:val="21"/>
-          <w:szCs w:val="21"/>
-          <w:lang w:val="en-US"/>
-          <w14:ligatures w14:val="none"/>
-        </w:rPr>
-      </w:pPr>
-      <w:r>
-        <w:rPr>
-          <w:rFonts w:ascii="Times New Roman" w:eastAsia="Times New Roman" w:hAnsi="Times New Roman" w:cs="Times New Roman"/>
-          <w:b/>
-          <w:bCs/>
-          <w:kern w:val="0"/>
-          <w:sz w:val="22"/>
-          <w:szCs w:val="22"/>
-          <w:lang w:val="en-US"/>
-          <w14:ligatures w14:val="none"/>
-        </w:rPr>
-        <w:t xml:space="preserve">2). Your Tender ID:{{Tender ID}}, Your Tender Dt:{{NIT Date}}.</w:t>
+        <w:rPr>
+          <w:rFonts w:ascii="Times New Roman" w:eastAsia="Times New Roman" w:hAnsi="Times New Roman" w:cs="Times New Roman"/>
+          <w:kern w:val="0"/>
+          <w:sz w:val="4"/>
+          <w:szCs w:val="4"/>
+          <w:lang w:val="en-US"/>
+          <w14:ligatures w14:val="none"/>
+        </w:rPr>
+      </w:pPr>
+      <w:r>
+        <w:rPr>
+          <w:rFonts w:ascii="Times New Roman" w:eastAsia="Times New Roman" w:hAnsi="Times New Roman" w:cs="Times New Roman"/>
+          <w:kern w:val="0"/>
+          <w:sz w:val="22"/>
+          <w:szCs w:val="22"/>
+          <w:lang w:val="en-US"/>
+          <w14:ligatures w14:val="none"/>
+        </w:rPr>
+        <w:t xml:space="preserve">                    </w:t>
       </w:r>
     </w:p>
     <w:p>
@@ -1035,17 +1151,7 @@
         <w:autoSpaceDN w:val="0"/>
         <w:adjustRightInd w:val="0"/>
         <w:spacing w:after="0" w:line="240" w:lineRule="auto"/>
-        <w:ind w:left="1440"/>
-        <w:rPr>
-          <w:rFonts w:ascii="Times New Roman" w:eastAsia="Times New Roman" w:hAnsi="Times New Roman" w:cs="Times New Roman"/>
-          <w:kern w:val="0"/>
-          <w:sz w:val="21"/>
-          <w:szCs w:val="21"/>
-          <w:lang w:val="en-US"/>
-          <w14:ligatures w14:val="none"/>
-        </w:rPr>
-      </w:pPr>
-      <w:r>
+        <w:jc w:val="center"/>
         <w:rPr>
           <w:rFonts w:ascii="Times New Roman" w:eastAsia="Times New Roman" w:hAnsi="Times New Roman" w:cs="Times New Roman"/>
           <w:b/>
@@ -1056,112 +1162,29 @@
           <w:lang w:val="en-US"/>
           <w14:ligatures w14:val="none"/>
         </w:rPr>
-        <w:t xml:space="preserve">3). Intimation Letter Date:{{Intimation Letter Date}}.</w:t>
-      </w:r>
-    </w:p>
-    <w:p>
-      <w:pPr>
-        <w:tabs>
-          <w:tab w:val="left" w:pos="2160"/>
-        </w:tabs>
+      </w:pPr>
+      <w:r>
+        <w:rPr>
+          <w:rFonts w:ascii="Times New Roman" w:eastAsia="Times New Roman" w:hAnsi="Times New Roman" w:cs="Times New Roman"/>
+          <w:b/>
+          <w:bCs/>
+          <w:kern w:val="0"/>
+          <w:sz w:val="22"/>
+          <w:szCs w:val="22"/>
+          <w:lang w:val="en-US"/>
+          <w14:ligatures w14:val="none"/>
+        </w:rPr>
+        <w:t>§ § § §</w:t>
+      </w:r>
+    </w:p>
+    <w:p>
+      <w:pPr>
         <w:autoSpaceDE w:val="0"/>
         <w:autoSpaceDN w:val="0"/>
         <w:adjustRightInd w:val="0"/>
         <w:spacing w:after="0" w:line="240" w:lineRule="auto"/>
         <w:rPr>
           <w:rFonts w:ascii="Times New Roman" w:eastAsia="Times New Roman" w:hAnsi="Times New Roman" w:cs="Times New Roman"/>
-          <w:kern w:val="0"/>
-          <w:sz w:val="11"/>
-          <w:szCs w:val="11"/>
-          <w:lang w:val="en-US"/>
-          <w14:ligatures w14:val="none"/>
-        </w:rPr>
-      </w:pPr>
-      <w:r>
-        <w:rPr>
-          <w:rFonts w:ascii="Times New Roman" w:eastAsia="Times New Roman" w:hAnsi="Times New Roman" w:cs="Times New Roman"/>
-          <w:kern w:val="0"/>
-          <w:sz w:val="21"/>
-          <w:szCs w:val="21"/>
-          <w:lang w:val="en-US"/>
-          <w14:ligatures w14:val="none"/>
-        </w:rPr>
-        <w:t xml:space="preserve">                      </w:t>
-      </w:r>
-    </w:p>
-    <w:p>
-      <w:pPr>
-        <w:tabs>
-          <w:tab w:val="left" w:pos="2160"/>
-        </w:tabs>
-        <w:autoSpaceDE w:val="0"/>
-        <w:autoSpaceDN w:val="0"/>
-        <w:adjustRightInd w:val="0"/>
-        <w:spacing w:after="0" w:line="240" w:lineRule="auto"/>
-        <w:rPr>
-          <w:rFonts w:ascii="Times New Roman" w:eastAsia="Times New Roman" w:hAnsi="Times New Roman" w:cs="Times New Roman"/>
-          <w:kern w:val="0"/>
-          <w:sz w:val="4"/>
-          <w:szCs w:val="4"/>
-          <w:lang w:val="en-US"/>
-          <w14:ligatures w14:val="none"/>
-        </w:rPr>
-      </w:pPr>
-      <w:r>
-        <w:rPr>
-          <w:rFonts w:ascii="Times New Roman" w:eastAsia="Times New Roman" w:hAnsi="Times New Roman" w:cs="Times New Roman"/>
-          <w:kern w:val="0"/>
-          <w:sz w:val="22"/>
-          <w:szCs w:val="22"/>
-          <w:lang w:val="en-US"/>
-          <w14:ligatures w14:val="none"/>
-        </w:rPr>
-        <w:t xml:space="preserve">                    </w:t>
-      </w:r>
-    </w:p>
-    <w:p>
-      <w:pPr>
-        <w:tabs>
-          <w:tab w:val="left" w:pos="2160"/>
-        </w:tabs>
-        <w:autoSpaceDE w:val="0"/>
-        <w:autoSpaceDN w:val="0"/>
-        <w:adjustRightInd w:val="0"/>
-        <w:spacing w:after="0" w:line="240" w:lineRule="auto"/>
-        <w:jc w:val="center"/>
-        <w:rPr>
-          <w:rFonts w:ascii="Times New Roman" w:eastAsia="Times New Roman" w:hAnsi="Times New Roman" w:cs="Times New Roman"/>
-          <w:b/>
-          <w:bCs/>
-          <w:kern w:val="0"/>
-          <w:sz w:val="22"/>
-          <w:szCs w:val="22"/>
-          <w:lang w:val="en-US"/>
-          <w14:ligatures w14:val="none"/>
-        </w:rPr>
-      </w:pPr>
-      <w:r>
-        <w:rPr>
-          <w:rFonts w:ascii="Times New Roman" w:eastAsia="Times New Roman" w:hAnsi="Times New Roman" w:cs="Times New Roman"/>
-          <w:b/>
-          <w:bCs/>
-          <w:kern w:val="0"/>
-          <w:sz w:val="22"/>
-          <w:szCs w:val="22"/>
-          <w:lang w:val="en-US"/>
-          <w14:ligatures w14:val="none"/>
-        </w:rPr>
-        <w:t>§ § § §</w:t>
-      </w:r>
-    </w:p>
-    <w:p>
-      <w:pPr>
-        <w:autoSpaceDE w:val="0"/>
-        <w:autoSpaceDN w:val="0"/>
-        <w:adjustRightInd w:val="0"/>
-        <w:spacing w:after="0" w:line="240" w:lineRule="auto"/>
-        <w:rPr>
-          <w:rFonts w:ascii="Times New Roman" w:eastAsia="Times New Roman" w:hAnsi="Times New Roman" w:cs="Times New Roman"/>
           <w:b/>
           <w:bCs/>
           <w:kern w:val="0"/>
@@ -1171,137 +1194,6 @@
           <w14:ligatures w14:val="none"/>
         </w:rPr>
       </w:pPr>
-    </w:p>
-    <w:p>
-      <w:pPr>
-        <w:autoSpaceDE w:val="0"/>
-        <w:autoSpaceDN w:val="0"/>
-        <w:adjustRightInd w:val="0"/>
-        <w:spacing w:after="0" w:line="240" w:lineRule="auto"/>
-        <w:rPr>
-          <w:rFonts w:ascii="Times New Roman" w:eastAsia="Times New Roman" w:hAnsi="Times New Roman" w:cs="Times New Roman"/>
-          <w:kern w:val="0"/>
-          <w:sz w:val="22"/>
-          <w:szCs w:val="22"/>
-          <w:lang w:val="en-US"/>
-          <w14:ligatures w14:val="none"/>
-        </w:rPr>
-      </w:pPr>
-      <w:r>
-        <w:rPr>
-          <w:rFonts w:ascii="Times New Roman" w:eastAsia="Times New Roman" w:hAnsi="Times New Roman" w:cs="Times New Roman"/>
-          <w:kern w:val="0"/>
-          <w:sz w:val="22"/>
-          <w:szCs w:val="22"/>
-          <w:lang w:val="en-US"/>
-          <w14:ligatures w14:val="none"/>
-        </w:rPr>
-        <w:tab/>
-      </w:r>
-      <w:r>
-        <w:rPr>
-          <w:rFonts w:ascii="Times New Roman" w:eastAsia="Times New Roman" w:hAnsi="Times New Roman" w:cs="Times New Roman"/>
-          <w:kern w:val="0"/>
-          <w:sz w:val="22"/>
-          <w:szCs w:val="22"/>
-          <w:lang w:val="en-US"/>
-          <w14:ligatures w14:val="none"/>
-        </w:rPr>
-        <w:tab/>
-      </w:r>
-      <w:r>
-        <w:rPr>
-          <w:rFonts w:ascii="Times New Roman" w:eastAsia="Times New Roman" w:hAnsi="Times New Roman" w:cs="Times New Roman"/>
-          <w:kern w:val="0"/>
-          <w:sz w:val="22"/>
-          <w:szCs w:val="22"/>
-          <w:lang w:val="en-US"/>
-          <w14:ligatures w14:val="none"/>
-        </w:rPr>
-        <w:tab/>
-        <w:t xml:space="preserve">     </w:t>
-      </w:r>
-      <w:r>
-        <w:rPr>
-          <w:rFonts w:ascii="Times New Roman" w:eastAsia="Times New Roman" w:hAnsi="Times New Roman" w:cs="Times New Roman"/>
-          <w:b/>
-          <w:bCs/>
-          <w:kern w:val="0"/>
-          <w:lang w:val="en-US"/>
-          <w14:ligatures w14:val="none"/>
-        </w:rPr>
-        <w:t>WIN Code No</w:t>
-      </w:r>
-      <w:r>
-        <w:rPr>
-          <w:rFonts w:ascii="Times New Roman" w:eastAsia="Times New Roman" w:hAnsi="Times New Roman" w:cs="Times New Roman"/>
-          <w:b/>
-          <w:bCs/>
-          <w:kern w:val="0"/>
-          <w:lang w:val="en-US"/>
-          <w14:ligatures w14:val="none"/>
-        </w:rPr>
-        <w:t xml:space="preserve">   </w:t>
-      </w:r>
-      <w:proofErr w:type="gramStart"/>
-      <w:r>
-        <w:rPr>
-          <w:rFonts w:ascii="Times New Roman" w:eastAsia="Times New Roman" w:hAnsi="Times New Roman" w:cs="Times New Roman"/>
-          <w:b/>
-          <w:bCs/>
-          <w:kern w:val="0"/>
-          <w:lang w:val="en-US"/>
-          <w14:ligatures w14:val="none"/>
-        </w:rPr>
-        <w:t xml:space="preserve">  </w:t>
-      </w:r>
-      <w:r>
-        <w:rPr>
-          <w:rFonts w:ascii="Times New Roman" w:eastAsia="Times New Roman" w:hAnsi="Times New Roman" w:cs="Times New Roman"/>
-          <w:b/>
-          <w:bCs/>
-          <w:kern w:val="0"/>
-          <w:lang w:val="en-US"/>
-          <w14:ligatures w14:val="none"/>
-        </w:rPr>
-        <w:t>:</w:t>
-      </w:r>
-      <w:proofErr w:type="gramEnd"/>
-      <w:r>
-        <w:rPr>
-          <w:rFonts w:ascii="Times New Roman" w:eastAsia="Times New Roman" w:hAnsi="Times New Roman" w:cs="Times New Roman"/>
-          <w:b/>
-          <w:bCs/>
-          <w:kern w:val="0"/>
-          <w:lang w:val="en-US"/>
-          <w14:ligatures w14:val="none"/>
-        </w:rPr>
-        <w:t xml:space="preserve"> {{</w:t>
-      </w:r>
-      <w:proofErr w:type="spellStart"/>
-      <w:r>
-        <w:rPr>
-          <w:rFonts w:ascii="Times New Roman" w:eastAsia="Times New Roman" w:hAnsi="Times New Roman" w:cs="Times New Roman"/>
-          <w:b/>
-          <w:bCs/>
-          <w:kern w:val="0"/>
-          <w:lang w:val="en-US"/>
-          <w14:ligatures w14:val="none"/>
-        </w:rPr>
-        <w:t>Wincode</w:t>
-      </w:r>
-      <w:proofErr w:type="spellEnd"/>
-      <w:r>
-        <w:rPr>
-          <w:rFonts w:ascii="Times New Roman" w:eastAsia="Times New Roman" w:hAnsi="Times New Roman" w:cs="Times New Roman"/>
-          <w:b/>
-          <w:bCs/>
-          <w:kern w:val="0"/>
-          <w:lang w:val="en-US"/>
-          <w14:ligatures w14:val="none"/>
-        </w:rPr>
-        <w:t>}}</w:t>
-      </w:r>
     </w:p>
     <w:p>
       <w:pPr>
@@ -1325,17 +1217,21 @@
       <w:r>
         <w:rPr>
           <w:rFonts w:ascii="Times New Roman" w:eastAsia="Times New Roman" w:hAnsi="Times New Roman" w:cs="Times New Roman"/>
-          <w:kern w:val="0"/>
-          <w:sz w:val="22"/>
-          <w:szCs w:val="22"/>
-          <w:lang w:val="en-US"/>
-          <w14:ligatures w14:val="none"/>
-        </w:rPr>
-        <w:t xml:space="preserve">Amount of Estimate</w:t>
-      </w:r>
-      <w:r>
-        <w:rPr>
-          <w:rFonts w:ascii="Times New Roman" w:eastAsia="Times New Roman" w:hAnsi="Times New Roman" w:cs="Times New Roman"/>
+          <w:b/>
+          <w:bCs/>
+          <w:kern w:val="0"/>
+          <w:sz w:val="22"/>
+          <w:szCs w:val="22"/>
+          <w:lang w:val="en-US"/>
+          <w14:ligatures w14:val="none"/>
+        </w:rPr>
+        <w:t>WIN Code No</w:t>
+      </w:r>
+      <w:r>
+        <w:rPr>
+          <w:rFonts w:ascii="Times New Roman" w:eastAsia="Times New Roman" w:hAnsi="Times New Roman" w:cs="Times New Roman"/>
+          <w:b/>
+          <w:bCs/>
           <w:kern w:val="0"/>
           <w:sz w:val="22"/>
           <w:szCs w:val="22"/>
@@ -1343,7 +1239,7 @@
           <w14:ligatures w14:val="none"/>
         </w:rPr>
         <w:tab/>
-        <w:t xml:space="preserve">:  {{Estimate Amount}}.</w:t>
+        <w:t xml:space="preserve">:  {{Wincode}}</w:t>
       </w:r>
     </w:p>
     <w:p>
@@ -1374,7 +1270,7 @@
           <w:lang w:val="en-US"/>
           <w14:ligatures w14:val="none"/>
         </w:rPr>
-        <w:t xml:space="preserve">Amount of ECV</w:t>
+        <w:t xml:space="preserve">Amount of Estimate</w:t>
       </w:r>
       <w:r>
         <w:rPr>
@@ -1386,7 +1282,7 @@
           <w14:ligatures w14:val="none"/>
         </w:rPr>
         <w:tab/>
-        <w:t xml:space="preserve">:  {{ECV}}.</w:t>
+        <w:t xml:space="preserve">:  {{Estimate Amount}}.</w:t>
       </w:r>
     </w:p>
     <w:p>
@@ -1417,7 +1313,7 @@
           <w:lang w:val="en-US"/>
           <w14:ligatures w14:val="none"/>
         </w:rPr>
-        <w:t xml:space="preserve">Amount of Contract</w:t>
+        <w:t xml:space="preserve">Amount of ECV</w:t>
       </w:r>
       <w:r>
         <w:rPr>
@@ -1429,7 +1325,7 @@
           <w14:ligatures w14:val="none"/>
         </w:rPr>
         <w:tab/>
-        <w:t xml:space="preserve">:  {{Contract Amount}}.</w:t>
+        <w:t xml:space="preserve">:  {{ECV}}.</w:t>
       </w:r>
     </w:p>
     <w:p>
@@ -1460,7 +1356,7 @@
           <w:lang w:val="en-US"/>
           <w14:ligatures w14:val="none"/>
         </w:rPr>
-        <w:t xml:space="preserve">Tender Percentage</w:t>
+        <w:t xml:space="preserve">Amount of Contract</w:t>
       </w:r>
       <w:r>
         <w:rPr>
@@ -1472,7 +1368,7 @@
           <w14:ligatures w14:val="none"/>
         </w:rPr>
         <w:tab/>
-        <w:t xml:space="preserve">:  {{Tender Percentage}}.</w:t>
+        <w:t xml:space="preserve">:  {{Contract Amount}}.</w:t>
       </w:r>
     </w:p>
     <w:p>
@@ -1503,6 +1399,49 @@
           <w:lang w:val="en-US"/>
           <w14:ligatures w14:val="none"/>
         </w:rPr>
+        <w:t xml:space="preserve">Tender Percentage</w:t>
+      </w:r>
+      <w:r>
+        <w:rPr>
+          <w:rFonts w:ascii="Times New Roman" w:eastAsia="Times New Roman" w:hAnsi="Times New Roman" w:cs="Times New Roman"/>
+          <w:kern w:val="0"/>
+          <w:sz w:val="22"/>
+          <w:szCs w:val="22"/>
+          <w:lang w:val="en-US"/>
+          <w14:ligatures w14:val="none"/>
+        </w:rPr>
+        <w:tab/>
+        <w:t xml:space="preserve">:  {{Tender Percentage}}.</w:t>
+      </w:r>
+    </w:p>
+    <w:p>
+      <w:pPr>
+        <w:tabs>
+          <w:tab w:val="left" w:pos="4320"/>
+        </w:tabs>
+        <w:autoSpaceDE w:val="0"/>
+        <w:autoSpaceDN w:val="0"/>
+        <w:adjustRightInd w:val="0"/>
+        <w:spacing w:after="0" w:line="240" w:lineRule="auto"/>
+        <w:ind w:left="1440" w:firstLine="720"/>
+        <w:rPr>
+          <w:rFonts w:ascii="Times New Roman" w:eastAsia="Times New Roman" w:hAnsi="Times New Roman" w:cs="Times New Roman"/>
+          <w:kern w:val="0"/>
+          <w:sz w:val="22"/>
+          <w:szCs w:val="22"/>
+          <w:lang w:val="en-US"/>
+          <w14:ligatures w14:val="none"/>
+        </w:rPr>
+      </w:pPr>
+      <w:r>
+        <w:rPr>
+          <w:rFonts w:ascii="Times New Roman" w:eastAsia="Times New Roman" w:hAnsi="Times New Roman" w:cs="Times New Roman"/>
+          <w:kern w:val="0"/>
+          <w:sz w:val="22"/>
+          <w:szCs w:val="22"/>
+          <w:lang w:val="en-US"/>
+          <w14:ligatures w14:val="none"/>
+        </w:rPr>
         <w:t xml:space="preserve">Period of Completion</w:t>
       </w:r>
       <w:r>
@@ -1565,19 +1504,6 @@
     </w:p>
     <w:p>
       <w:pPr>
-        <w:tabs>
-          <w:tab w:val="left" w:pos="1440"/>
-        </w:tabs>
-        <w:jc w:val="both"/>
-        <w:rPr>
-          <w:rFonts w:ascii="Times New Roman" w:hAnsi="Times New Roman" w:cs="Times New Roman"/>
-          <w:sz w:val="11"/>
-          <w:szCs w:val="11"/>
-        </w:rPr>
-      </w:pPr>
-    </w:p>
-    <w:p>
-      <w:pPr>
         <w:ind w:firstLine="720"/>
         <w:jc w:val="both"/>
         <w:rPr>
@@ -1646,7 +1572,7 @@
           <w:sz w:val="22"/>
           <w:szCs w:val="22"/>
         </w:rPr>
-        <w:t xml:space="preserve">. </w:t>
+        <w:t xml:space="preserve"> from the date of agreement. </w:t>
       </w:r>
     </w:p>
     <w:p>

--- a/resources/work-order-template-header2.docx
+++ b/resources/work-order-template-header2.docx
@@ -282,7 +282,7 @@
     <w:p>
       <w:pPr>
         <w:tabs>
-          <w:tab w:val="right" w:pos="9026"/>
+          <w:tab w:val="right" w:pos="9000"/>
         </w:tabs>
         <w:spacing w:after="0" w:line="240" w:lineRule="auto"/>
         <w:contextualSpacing/>
@@ -500,11 +500,11 @@
           <w:kern w:val="0"/>
           <w:sz w:val="21"/>
           <w:szCs w:val="21"/>
+          <w:u w:val="single"/>
           <w:lang w:val="en-US"/>
           <w14:ligatures w14:val="none"/>
         </w:rPr>
         <w:tab/>
-        <w:t>Date</w:t>
       </w:r>
       <w:r>
         <w:rPr>
@@ -514,12 +514,12 @@
           <w:kern w:val="0"/>
           <w:sz w:val="21"/>
           <w:szCs w:val="21"/>
-          <w:lang w:val="en-US"/>
-          <w14:ligatures w14:val="none"/>
-        </w:rPr>
-        <w:t>:{</w:t>
-      </w:r>
-      <w:proofErr w:type="gramEnd"/>
+          <w:u w:val="single"/>
+          <w:lang w:val="en-US"/>
+          <w14:ligatures w14:val="none"/>
+        </w:rPr>
+        <w:t>Date</w:t>
+      </w:r>
       <w:r>
         <w:rPr>
           <w:rFonts w:ascii="Times New Roman" w:eastAsia="Calibri" w:hAnsi="Times New Roman" w:cs="Times New Roman"/>
@@ -528,6 +528,22 @@
           <w:kern w:val="0"/>
           <w:sz w:val="21"/>
           <w:szCs w:val="21"/>
+          <w:u w:val="single"/>
+          <w:lang w:val="en-US"/>
+          <w14:ligatures w14:val="none"/>
+        </w:rPr>
+        <w:t>:{</w:t>
+      </w:r>
+      <w:proofErr w:type="gramEnd"/>
+      <w:r>
+        <w:rPr>
+          <w:rFonts w:ascii="Times New Roman" w:eastAsia="Calibri" w:hAnsi="Times New Roman" w:cs="Times New Roman"/>
+          <w:b/>
+          <w:bCs/>
+          <w:kern w:val="0"/>
+          <w:sz w:val="21"/>
+          <w:szCs w:val="21"/>
+          <w:u w:val="single"/>
           <w:lang w:val="en-US"/>
           <w14:ligatures w14:val="none"/>
         </w:rPr>

--- a/resources/work-order-template-header2.docx
+++ b/resources/work-order-template-header2.docx
@@ -381,7 +381,7 @@
           <w:lang w:val="en-US"/>
           <w14:ligatures w14:val="none"/>
         </w:rPr>
-        <w:t>/</w:t>
+        <w:t xml:space="preserve">  /</w:t>
       </w:r>
       <w:r>
         <w:rPr>
@@ -858,6 +858,8 @@
       <w:r>
         <w:rPr>
           <w:rFonts w:ascii="Times New Roman" w:eastAsia="Times New Roman" w:hAnsi="Times New Roman" w:cs="Times New Roman"/>
+          <w:b/>
+          <w:bCs/>
           <w:kern w:val="0"/>
           <w:sz w:val="22"/>
           <w:szCs w:val="22"/>
@@ -1211,268 +1213,452 @@
         </w:rPr>
       </w:pPr>
     </w:p>
-    <w:p>
-      <w:pPr>
-        <w:tabs>
-          <w:tab w:val="left" w:pos="4320"/>
-        </w:tabs>
-        <w:autoSpaceDE w:val="0"/>
-        <w:autoSpaceDN w:val="0"/>
-        <w:adjustRightInd w:val="0"/>
-        <w:spacing w:after="0" w:line="240" w:lineRule="auto"/>
-        <w:ind w:left="1440" w:firstLine="720"/>
-        <w:rPr>
-          <w:rFonts w:ascii="Times New Roman" w:eastAsia="Times New Roman" w:hAnsi="Times New Roman" w:cs="Times New Roman"/>
-          <w:kern w:val="0"/>
-          <w:sz w:val="22"/>
-          <w:szCs w:val="22"/>
-          <w:lang w:val="en-US"/>
-          <w14:ligatures w14:val="none"/>
-        </w:rPr>
-      </w:pPr>
-      <w:r>
-        <w:rPr>
-          <w:rFonts w:ascii="Times New Roman" w:eastAsia="Times New Roman" w:hAnsi="Times New Roman" w:cs="Times New Roman"/>
-          <w:b/>
-          <w:bCs/>
-          <w:kern w:val="0"/>
-          <w:sz w:val="22"/>
-          <w:szCs w:val="22"/>
-          <w:lang w:val="en-US"/>
-          <w14:ligatures w14:val="none"/>
-        </w:rPr>
-        <w:t>WIN Code No</w:t>
-      </w:r>
-      <w:r>
-        <w:rPr>
-          <w:rFonts w:ascii="Times New Roman" w:eastAsia="Times New Roman" w:hAnsi="Times New Roman" w:cs="Times New Roman"/>
-          <w:b/>
-          <w:bCs/>
-          <w:kern w:val="0"/>
-          <w:sz w:val="22"/>
-          <w:szCs w:val="22"/>
-          <w:lang w:val="en-US"/>
-          <w14:ligatures w14:val="none"/>
-        </w:rPr>
-        <w:tab/>
-        <w:t xml:space="preserve">:  {{Wincode}}</w:t>
-      </w:r>
-    </w:p>
-    <w:p>
-      <w:pPr>
-        <w:tabs>
-          <w:tab w:val="left" w:pos="4320"/>
-        </w:tabs>
-        <w:autoSpaceDE w:val="0"/>
-        <w:autoSpaceDN w:val="0"/>
-        <w:adjustRightInd w:val="0"/>
-        <w:spacing w:after="0" w:line="240" w:lineRule="auto"/>
-        <w:ind w:left="1440" w:firstLine="720"/>
-        <w:rPr>
-          <w:rFonts w:ascii="Times New Roman" w:eastAsia="Times New Roman" w:hAnsi="Times New Roman" w:cs="Times New Roman"/>
-          <w:kern w:val="0"/>
-          <w:sz w:val="22"/>
-          <w:szCs w:val="22"/>
-          <w:lang w:val="en-US"/>
-          <w14:ligatures w14:val="none"/>
-        </w:rPr>
-      </w:pPr>
-      <w:r>
-        <w:rPr>
-          <w:rFonts w:ascii="Times New Roman" w:eastAsia="Times New Roman" w:hAnsi="Times New Roman" w:cs="Times New Roman"/>
-          <w:kern w:val="0"/>
-          <w:sz w:val="22"/>
-          <w:szCs w:val="22"/>
-          <w:lang w:val="en-US"/>
-          <w14:ligatures w14:val="none"/>
-        </w:rPr>
-        <w:t xml:space="preserve">Amount of Estimate</w:t>
-      </w:r>
-      <w:r>
-        <w:rPr>
-          <w:rFonts w:ascii="Times New Roman" w:eastAsia="Times New Roman" w:hAnsi="Times New Roman" w:cs="Times New Roman"/>
-          <w:kern w:val="0"/>
-          <w:sz w:val="22"/>
-          <w:szCs w:val="22"/>
-          <w:lang w:val="en-US"/>
-          <w14:ligatures w14:val="none"/>
-        </w:rPr>
-        <w:tab/>
-        <w:t xml:space="preserve">:  {{Estimate Amount}}.</w:t>
-      </w:r>
-    </w:p>
-    <w:p>
-      <w:pPr>
-        <w:tabs>
-          <w:tab w:val="left" w:pos="4320"/>
-        </w:tabs>
-        <w:autoSpaceDE w:val="0"/>
-        <w:autoSpaceDN w:val="0"/>
-        <w:adjustRightInd w:val="0"/>
-        <w:spacing w:after="0" w:line="240" w:lineRule="auto"/>
-        <w:ind w:left="1440" w:firstLine="720"/>
-        <w:rPr>
-          <w:rFonts w:ascii="Times New Roman" w:eastAsia="Times New Roman" w:hAnsi="Times New Roman" w:cs="Times New Roman"/>
-          <w:kern w:val="0"/>
-          <w:sz w:val="22"/>
-          <w:szCs w:val="22"/>
-          <w:lang w:val="en-US"/>
-          <w14:ligatures w14:val="none"/>
-        </w:rPr>
-      </w:pPr>
-      <w:r>
-        <w:rPr>
-          <w:rFonts w:ascii="Times New Roman" w:eastAsia="Times New Roman" w:hAnsi="Times New Roman" w:cs="Times New Roman"/>
-          <w:kern w:val="0"/>
-          <w:sz w:val="22"/>
-          <w:szCs w:val="22"/>
-          <w:lang w:val="en-US"/>
-          <w14:ligatures w14:val="none"/>
-        </w:rPr>
-        <w:t xml:space="preserve">Amount of ECV</w:t>
-      </w:r>
-      <w:r>
-        <w:rPr>
-          <w:rFonts w:ascii="Times New Roman" w:eastAsia="Times New Roman" w:hAnsi="Times New Roman" w:cs="Times New Roman"/>
-          <w:kern w:val="0"/>
-          <w:sz w:val="22"/>
-          <w:szCs w:val="22"/>
-          <w:lang w:val="en-US"/>
-          <w14:ligatures w14:val="none"/>
-        </w:rPr>
-        <w:tab/>
-        <w:t xml:space="preserve">:  {{ECV}}.</w:t>
-      </w:r>
-    </w:p>
-    <w:p>
-      <w:pPr>
-        <w:tabs>
-          <w:tab w:val="left" w:pos="4320"/>
-        </w:tabs>
-        <w:autoSpaceDE w:val="0"/>
-        <w:autoSpaceDN w:val="0"/>
-        <w:adjustRightInd w:val="0"/>
-        <w:spacing w:after="0" w:line="240" w:lineRule="auto"/>
-        <w:ind w:left="1440" w:firstLine="720"/>
-        <w:rPr>
-          <w:rFonts w:ascii="Times New Roman" w:eastAsia="Times New Roman" w:hAnsi="Times New Roman" w:cs="Times New Roman"/>
-          <w:kern w:val="0"/>
-          <w:sz w:val="22"/>
-          <w:szCs w:val="22"/>
-          <w:lang w:val="en-US"/>
-          <w14:ligatures w14:val="none"/>
-        </w:rPr>
-      </w:pPr>
-      <w:r>
-        <w:rPr>
-          <w:rFonts w:ascii="Times New Roman" w:eastAsia="Times New Roman" w:hAnsi="Times New Roman" w:cs="Times New Roman"/>
-          <w:kern w:val="0"/>
-          <w:sz w:val="22"/>
-          <w:szCs w:val="22"/>
-          <w:lang w:val="en-US"/>
-          <w14:ligatures w14:val="none"/>
-        </w:rPr>
-        <w:t xml:space="preserve">Amount of Contract</w:t>
-      </w:r>
-      <w:r>
-        <w:rPr>
-          <w:rFonts w:ascii="Times New Roman" w:eastAsia="Times New Roman" w:hAnsi="Times New Roman" w:cs="Times New Roman"/>
-          <w:kern w:val="0"/>
-          <w:sz w:val="22"/>
-          <w:szCs w:val="22"/>
-          <w:lang w:val="en-US"/>
-          <w14:ligatures w14:val="none"/>
-        </w:rPr>
-        <w:tab/>
-        <w:t xml:space="preserve">:  {{Contract Amount}}.</w:t>
-      </w:r>
-    </w:p>
-    <w:p>
-      <w:pPr>
-        <w:tabs>
-          <w:tab w:val="left" w:pos="4320"/>
-        </w:tabs>
-        <w:autoSpaceDE w:val="0"/>
-        <w:autoSpaceDN w:val="0"/>
-        <w:adjustRightInd w:val="0"/>
-        <w:spacing w:after="0" w:line="240" w:lineRule="auto"/>
-        <w:ind w:left="1440" w:firstLine="720"/>
-        <w:rPr>
-          <w:rFonts w:ascii="Times New Roman" w:eastAsia="Times New Roman" w:hAnsi="Times New Roman" w:cs="Times New Roman"/>
-          <w:kern w:val="0"/>
-          <w:sz w:val="22"/>
-          <w:szCs w:val="22"/>
-          <w:lang w:val="en-US"/>
-          <w14:ligatures w14:val="none"/>
-        </w:rPr>
-      </w:pPr>
-      <w:r>
-        <w:rPr>
-          <w:rFonts w:ascii="Times New Roman" w:eastAsia="Times New Roman" w:hAnsi="Times New Roman" w:cs="Times New Roman"/>
-          <w:kern w:val="0"/>
-          <w:sz w:val="22"/>
-          <w:szCs w:val="22"/>
-          <w:lang w:val="en-US"/>
-          <w14:ligatures w14:val="none"/>
-        </w:rPr>
-        <w:t xml:space="preserve">Tender Percentage</w:t>
-      </w:r>
-      <w:r>
-        <w:rPr>
-          <w:rFonts w:ascii="Times New Roman" w:eastAsia="Times New Roman" w:hAnsi="Times New Roman" w:cs="Times New Roman"/>
-          <w:kern w:val="0"/>
-          <w:sz w:val="22"/>
-          <w:szCs w:val="22"/>
-          <w:lang w:val="en-US"/>
-          <w14:ligatures w14:val="none"/>
-        </w:rPr>
-        <w:tab/>
-        <w:t xml:space="preserve">:  {{Tender Percentage}}.</w:t>
-      </w:r>
-    </w:p>
-    <w:p>
-      <w:pPr>
-        <w:tabs>
-          <w:tab w:val="left" w:pos="4320"/>
-        </w:tabs>
-        <w:autoSpaceDE w:val="0"/>
-        <w:autoSpaceDN w:val="0"/>
-        <w:adjustRightInd w:val="0"/>
-        <w:spacing w:after="0" w:line="240" w:lineRule="auto"/>
-        <w:ind w:left="1440" w:firstLine="720"/>
-        <w:rPr>
-          <w:rFonts w:ascii="Times New Roman" w:eastAsia="Times New Roman" w:hAnsi="Times New Roman" w:cs="Times New Roman"/>
-          <w:kern w:val="0"/>
-          <w:sz w:val="22"/>
-          <w:szCs w:val="22"/>
-          <w:lang w:val="en-US"/>
-          <w14:ligatures w14:val="none"/>
-        </w:rPr>
-      </w:pPr>
-      <w:r>
-        <w:rPr>
-          <w:rFonts w:ascii="Times New Roman" w:eastAsia="Times New Roman" w:hAnsi="Times New Roman" w:cs="Times New Roman"/>
-          <w:kern w:val="0"/>
-          <w:sz w:val="22"/>
-          <w:szCs w:val="22"/>
-          <w:lang w:val="en-US"/>
-          <w14:ligatures w14:val="none"/>
-        </w:rPr>
-        <w:t xml:space="preserve">Period of Completion</w:t>
-      </w:r>
-      <w:r>
-        <w:rPr>
-          <w:rFonts w:ascii="Times New Roman" w:eastAsia="Times New Roman" w:hAnsi="Times New Roman" w:cs="Times New Roman"/>
-          <w:kern w:val="0"/>
-          <w:sz w:val="22"/>
-          <w:szCs w:val="22"/>
-          <w:lang w:val="en-US"/>
-          <w14:ligatures w14:val="none"/>
-        </w:rPr>
-        <w:tab/>
-        <w:t xml:space="preserve">:  {{Period of Completion}}.</w:t>
-      </w:r>
-    </w:p>
+    <w:tbl>
+      <w:tblPr>
+        <w:tblW w:w="3800" w:type="dxa"/>
+        <w:jc w:val="center"/>
+        <w:tblLayout w:type="fixed"/>
+        <w:tblCellMar>
+          <w:left w:w="0" w:type="dxa"/>
+          <w:right w:w="0" w:type="dxa"/>
+        </w:tblCellMar>
+        <w:tblLook w:val="0000"/>
+      </w:tblPr>
+      <w:tblGrid>
+        <w:gridCol w:w="2050"/>
+        <w:gridCol w:w="1750"/>
+      </w:tblGrid>
+      <w:tr>
+        <w:trPr>
+          <w:cantSplit/>
+        </w:trPr>
+        <w:tc>
+          <w:tcPr>
+            <w:tcW w:w="2050" w:type="dxa"/>
+          </w:tcPr>
+          <w:p>
+            <w:pPr>
+              <w:autoSpaceDE w:val="0"/>
+              <w:autoSpaceDN w:val="0"/>
+              <w:adjustRightInd w:val="0"/>
+              <w:spacing w:after="0" w:line="240" w:lineRule="auto"/>
+              <w:jc w:val="left"/>
+              <w:rPr>
+                <w:rFonts w:ascii="Times New Roman" w:eastAsia="Times New Roman" w:hAnsi="Times New Roman" w:cs="Times New Roman"/>
+                <w:b/>
+                <w:bCs/>
+                <w:kern w:val="0"/>
+                <w:sz w:val="22"/>
+                <w:szCs w:val="22"/>
+                <w:lang w:val="en-US"/>
+                <w14:ligatures w14:val="none"/>
+              </w:rPr>
+            </w:pPr>
+            <w:r>
+              <w:rPr>
+                <w:rFonts w:ascii="Times New Roman" w:eastAsia="Times New Roman" w:hAnsi="Times New Roman" w:cs="Times New Roman"/>
+                <w:kern w:val="0"/>
+                <w:sz w:val="22"/>
+                <w:szCs w:val="22"/>
+                <w:lang w:val="en-US"/>
+                <w14:ligatures w14:val="none"/>
+              </w:rPr>
+              <w:t xml:space="preserve">WIN Code No</w:t>
+            </w:r>
+          </w:p>
+        </w:tc>
+        <w:tc>
+          <w:tcPr>
+            <w:tcW w:w="1750" w:type="dxa"/>
+          </w:tcPr>
+          <w:p>
+            <w:pPr>
+              <w:autoSpaceDE w:val="0"/>
+              <w:autoSpaceDN w:val="0"/>
+              <w:adjustRightInd w:val="0"/>
+              <w:spacing w:after="0" w:line="240" w:lineRule="auto"/>
+              <w:jc w:val="left"/>
+              <w:rPr>
+                <w:rFonts w:ascii="Times New Roman" w:eastAsia="Times New Roman" w:hAnsi="Times New Roman" w:cs="Times New Roman"/>
+                <w:b/>
+                <w:bCs/>
+                <w:kern w:val="0"/>
+                <w:sz w:val="22"/>
+                <w:szCs w:val="22"/>
+                <w:lang w:val="en-US"/>
+                <w14:ligatures w14:val="none"/>
+              </w:rPr>
+            </w:pPr>
+            <w:r>
+              <w:rPr>
+                <w:rFonts w:ascii="Times New Roman" w:eastAsia="Times New Roman" w:hAnsi="Times New Roman" w:cs="Times New Roman"/>
+                <w:kern w:val="0"/>
+                <w:sz w:val="22"/>
+                <w:szCs w:val="22"/>
+                <w:lang w:val="en-US"/>
+                <w14:ligatures w14:val="none"/>
+              </w:rPr>
+              <w:t xml:space="preserve">:  {{Wincode}}</w:t>
+            </w:r>
+          </w:p>
+        </w:tc>
+      </w:tr>
+      <w:tr>
+        <w:trPr>
+          <w:cantSplit/>
+        </w:trPr>
+        <w:tc>
+          <w:tcPr>
+            <w:tcW w:w="2050" w:type="dxa"/>
+          </w:tcPr>
+          <w:p>
+            <w:pPr>
+              <w:autoSpaceDE w:val="0"/>
+              <w:autoSpaceDN w:val="0"/>
+              <w:adjustRightInd w:val="0"/>
+              <w:spacing w:after="0" w:line="240" w:lineRule="auto"/>
+              <w:jc w:val="left"/>
+              <w:rPr>
+                <w:rFonts w:ascii="Times New Roman" w:eastAsia="Times New Roman" w:hAnsi="Times New Roman" w:cs="Times New Roman"/>
+                <w:kern w:val="0"/>
+                <w:sz w:val="22"/>
+                <w:szCs w:val="22"/>
+                <w:lang w:val="en-US"/>
+                <w14:ligatures w14:val="none"/>
+              </w:rPr>
+            </w:pPr>
+            <w:r>
+              <w:rPr>
+                <w:rFonts w:ascii="Times New Roman" w:eastAsia="Times New Roman" w:hAnsi="Times New Roman" w:cs="Times New Roman"/>
+                <w:kern w:val="0"/>
+                <w:sz w:val="22"/>
+                <w:szCs w:val="22"/>
+                <w:lang w:val="en-US"/>
+                <w14:ligatures w14:val="none"/>
+              </w:rPr>
+              <w:t xml:space="preserve">Amount of Estimate</w:t>
+            </w:r>
+          </w:p>
+        </w:tc>
+        <w:tc>
+          <w:tcPr>
+            <w:tcW w:w="1750" w:type="dxa"/>
+          </w:tcPr>
+          <w:p>
+            <w:pPr>
+              <w:autoSpaceDE w:val="0"/>
+              <w:autoSpaceDN w:val="0"/>
+              <w:adjustRightInd w:val="0"/>
+              <w:spacing w:after="0" w:line="240" w:lineRule="auto"/>
+              <w:jc w:val="left"/>
+              <w:rPr>
+                <w:rFonts w:ascii="Times New Roman" w:eastAsia="Times New Roman" w:hAnsi="Times New Roman" w:cs="Times New Roman"/>
+                <w:kern w:val="0"/>
+                <w:sz w:val="22"/>
+                <w:szCs w:val="22"/>
+                <w:lang w:val="en-US"/>
+                <w14:ligatures w14:val="none"/>
+              </w:rPr>
+            </w:pPr>
+            <w:r>
+              <w:rPr>
+                <w:rFonts w:ascii="Times New Roman" w:eastAsia="Times New Roman" w:hAnsi="Times New Roman" w:cs="Times New Roman"/>
+                <w:kern w:val="0"/>
+                <w:sz w:val="22"/>
+                <w:szCs w:val="22"/>
+                <w:lang w:val="en-US"/>
+                <w14:ligatures w14:val="none"/>
+              </w:rPr>
+              <w:t xml:space="preserve">:  {{Estimate Amount}}.</w:t>
+            </w:r>
+          </w:p>
+        </w:tc>
+      </w:tr>
+      <w:tr>
+        <w:trPr>
+          <w:cantSplit/>
+        </w:trPr>
+        <w:tc>
+          <w:tcPr>
+            <w:tcW w:w="2050" w:type="dxa"/>
+          </w:tcPr>
+          <w:p>
+            <w:pPr>
+              <w:autoSpaceDE w:val="0"/>
+              <w:autoSpaceDN w:val="0"/>
+              <w:adjustRightInd w:val="0"/>
+              <w:spacing w:after="0" w:line="240" w:lineRule="auto"/>
+              <w:jc w:val="left"/>
+              <w:rPr>
+                <w:rFonts w:ascii="Times New Roman" w:eastAsia="Times New Roman" w:hAnsi="Times New Roman" w:cs="Times New Roman"/>
+                <w:kern w:val="0"/>
+                <w:sz w:val="22"/>
+                <w:szCs w:val="22"/>
+                <w:lang w:val="en-US"/>
+                <w14:ligatures w14:val="none"/>
+              </w:rPr>
+            </w:pPr>
+            <w:r>
+              <w:rPr>
+                <w:rFonts w:ascii="Times New Roman" w:eastAsia="Times New Roman" w:hAnsi="Times New Roman" w:cs="Times New Roman"/>
+                <w:kern w:val="0"/>
+                <w:sz w:val="22"/>
+                <w:szCs w:val="22"/>
+                <w:lang w:val="en-US"/>
+                <w14:ligatures w14:val="none"/>
+              </w:rPr>
+              <w:t xml:space="preserve">Amount of ECV</w:t>
+            </w:r>
+          </w:p>
+        </w:tc>
+        <w:tc>
+          <w:tcPr>
+            <w:tcW w:w="1750" w:type="dxa"/>
+          </w:tcPr>
+          <w:p>
+            <w:pPr>
+              <w:autoSpaceDE w:val="0"/>
+              <w:autoSpaceDN w:val="0"/>
+              <w:adjustRightInd w:val="0"/>
+              <w:spacing w:after="0" w:line="240" w:lineRule="auto"/>
+              <w:jc w:val="left"/>
+              <w:rPr>
+                <w:rFonts w:ascii="Times New Roman" w:eastAsia="Times New Roman" w:hAnsi="Times New Roman" w:cs="Times New Roman"/>
+                <w:kern w:val="0"/>
+                <w:sz w:val="22"/>
+                <w:szCs w:val="22"/>
+                <w:lang w:val="en-US"/>
+                <w14:ligatures w14:val="none"/>
+              </w:rPr>
+            </w:pPr>
+            <w:r>
+              <w:rPr>
+                <w:rFonts w:ascii="Times New Roman" w:eastAsia="Times New Roman" w:hAnsi="Times New Roman" w:cs="Times New Roman"/>
+                <w:kern w:val="0"/>
+                <w:sz w:val="22"/>
+                <w:szCs w:val="22"/>
+                <w:lang w:val="en-US"/>
+                <w14:ligatures w14:val="none"/>
+              </w:rPr>
+              <w:t xml:space="preserve">:  {{ECV}}.</w:t>
+            </w:r>
+          </w:p>
+        </w:tc>
+      </w:tr>
+      <w:tr>
+        <w:trPr>
+          <w:cantSplit/>
+        </w:trPr>
+        <w:tc>
+          <w:tcPr>
+            <w:tcW w:w="2050" w:type="dxa"/>
+          </w:tcPr>
+          <w:p>
+            <w:pPr>
+              <w:autoSpaceDE w:val="0"/>
+              <w:autoSpaceDN w:val="0"/>
+              <w:adjustRightInd w:val="0"/>
+              <w:spacing w:after="0" w:line="240" w:lineRule="auto"/>
+              <w:jc w:val="left"/>
+              <w:rPr>
+                <w:rFonts w:ascii="Times New Roman" w:eastAsia="Times New Roman" w:hAnsi="Times New Roman" w:cs="Times New Roman"/>
+                <w:kern w:val="0"/>
+                <w:sz w:val="22"/>
+                <w:szCs w:val="22"/>
+                <w:lang w:val="en-US"/>
+                <w14:ligatures w14:val="none"/>
+              </w:rPr>
+            </w:pPr>
+            <w:r>
+              <w:rPr>
+                <w:rFonts w:ascii="Times New Roman" w:eastAsia="Times New Roman" w:hAnsi="Times New Roman" w:cs="Times New Roman"/>
+                <w:kern w:val="0"/>
+                <w:sz w:val="22"/>
+                <w:szCs w:val="22"/>
+                <w:lang w:val="en-US"/>
+                <w14:ligatures w14:val="none"/>
+              </w:rPr>
+              <w:t xml:space="preserve">Amount of Contract</w:t>
+            </w:r>
+          </w:p>
+        </w:tc>
+        <w:tc>
+          <w:tcPr>
+            <w:tcW w:w="1750" w:type="dxa"/>
+          </w:tcPr>
+          <w:p>
+            <w:pPr>
+              <w:autoSpaceDE w:val="0"/>
+              <w:autoSpaceDN w:val="0"/>
+              <w:adjustRightInd w:val="0"/>
+              <w:spacing w:after="0" w:line="240" w:lineRule="auto"/>
+              <w:jc w:val="left"/>
+              <w:rPr>
+                <w:rFonts w:ascii="Times New Roman" w:eastAsia="Times New Roman" w:hAnsi="Times New Roman" w:cs="Times New Roman"/>
+                <w:kern w:val="0"/>
+                <w:sz w:val="22"/>
+                <w:szCs w:val="22"/>
+                <w:lang w:val="en-US"/>
+                <w14:ligatures w14:val="none"/>
+              </w:rPr>
+            </w:pPr>
+            <w:r>
+              <w:rPr>
+                <w:rFonts w:ascii="Times New Roman" w:eastAsia="Times New Roman" w:hAnsi="Times New Roman" w:cs="Times New Roman"/>
+                <w:kern w:val="0"/>
+                <w:sz w:val="22"/>
+                <w:szCs w:val="22"/>
+                <w:lang w:val="en-US"/>
+                <w14:ligatures w14:val="none"/>
+              </w:rPr>
+              <w:t xml:space="preserve">:  {{Contract Amount}}.</w:t>
+            </w:r>
+          </w:p>
+        </w:tc>
+      </w:tr>
+      <w:tr>
+        <w:trPr>
+          <w:cantSplit/>
+        </w:trPr>
+        <w:tc>
+          <w:tcPr>
+            <w:tcW w:w="2050" w:type="dxa"/>
+          </w:tcPr>
+          <w:p>
+            <w:pPr>
+              <w:autoSpaceDE w:val="0"/>
+              <w:autoSpaceDN w:val="0"/>
+              <w:adjustRightInd w:val="0"/>
+              <w:spacing w:after="0" w:line="240" w:lineRule="auto"/>
+              <w:jc w:val="left"/>
+              <w:rPr>
+                <w:rFonts w:ascii="Times New Roman" w:eastAsia="Times New Roman" w:hAnsi="Times New Roman" w:cs="Times New Roman"/>
+                <w:kern w:val="0"/>
+                <w:sz w:val="22"/>
+                <w:szCs w:val="22"/>
+                <w:lang w:val="en-US"/>
+                <w14:ligatures w14:val="none"/>
+              </w:rPr>
+            </w:pPr>
+            <w:r>
+              <w:rPr>
+                <w:rFonts w:ascii="Times New Roman" w:eastAsia="Times New Roman" w:hAnsi="Times New Roman" w:cs="Times New Roman"/>
+                <w:kern w:val="0"/>
+                <w:sz w:val="22"/>
+                <w:szCs w:val="22"/>
+                <w:lang w:val="en-US"/>
+                <w14:ligatures w14:val="none"/>
+              </w:rPr>
+              <w:t xml:space="preserve">Tender Percentage</w:t>
+            </w:r>
+          </w:p>
+        </w:tc>
+        <w:tc>
+          <w:tcPr>
+            <w:tcW w:w="1750" w:type="dxa"/>
+          </w:tcPr>
+          <w:p>
+            <w:pPr>
+              <w:autoSpaceDE w:val="0"/>
+              <w:autoSpaceDN w:val="0"/>
+              <w:adjustRightInd w:val="0"/>
+              <w:spacing w:after="0" w:line="240" w:lineRule="auto"/>
+              <w:jc w:val="left"/>
+              <w:rPr>
+                <w:rFonts w:ascii="Times New Roman" w:eastAsia="Times New Roman" w:hAnsi="Times New Roman" w:cs="Times New Roman"/>
+                <w:kern w:val="0"/>
+                <w:sz w:val="22"/>
+                <w:szCs w:val="22"/>
+                <w:lang w:val="en-US"/>
+                <w14:ligatures w14:val="none"/>
+              </w:rPr>
+            </w:pPr>
+            <w:r>
+              <w:rPr>
+                <w:rFonts w:ascii="Times New Roman" w:eastAsia="Times New Roman" w:hAnsi="Times New Roman" w:cs="Times New Roman"/>
+                <w:kern w:val="0"/>
+                <w:sz w:val="22"/>
+                <w:szCs w:val="22"/>
+                <w:lang w:val="en-US"/>
+                <w14:ligatures w14:val="none"/>
+              </w:rPr>
+              <w:t xml:space="preserve">:  {{Tender Percentage}}.</w:t>
+            </w:r>
+          </w:p>
+        </w:tc>
+      </w:tr>
+      <w:tr>
+        <w:trPr>
+          <w:cantSplit/>
+        </w:trPr>
+        <w:tc>
+          <w:tcPr>
+            <w:tcW w:w="2050" w:type="dxa"/>
+          </w:tcPr>
+          <w:p>
+            <w:pPr>
+              <w:autoSpaceDE w:val="0"/>
+              <w:autoSpaceDN w:val="0"/>
+              <w:adjustRightInd w:val="0"/>
+              <w:spacing w:after="0" w:line="240" w:lineRule="auto"/>
+              <w:jc w:val="left"/>
+              <w:rPr>
+                <w:rFonts w:ascii="Times New Roman" w:eastAsia="Times New Roman" w:hAnsi="Times New Roman" w:cs="Times New Roman"/>
+                <w:kern w:val="0"/>
+                <w:sz w:val="22"/>
+                <w:szCs w:val="22"/>
+                <w:lang w:val="en-US"/>
+                <w14:ligatures w14:val="none"/>
+              </w:rPr>
+            </w:pPr>
+            <w:r>
+              <w:rPr>
+                <w:rFonts w:ascii="Times New Roman" w:eastAsia="Times New Roman" w:hAnsi="Times New Roman" w:cs="Times New Roman"/>
+                <w:kern w:val="0"/>
+                <w:sz w:val="22"/>
+                <w:szCs w:val="22"/>
+                <w:lang w:val="en-US"/>
+                <w14:ligatures w14:val="none"/>
+              </w:rPr>
+              <w:t xml:space="preserve">Period of Completion</w:t>
+            </w:r>
+          </w:p>
+        </w:tc>
+        <w:tc>
+          <w:tcPr>
+            <w:tcW w:w="1750" w:type="dxa"/>
+          </w:tcPr>
+          <w:p>
+            <w:pPr>
+              <w:autoSpaceDE w:val="0"/>
+              <w:autoSpaceDN w:val="0"/>
+              <w:adjustRightInd w:val="0"/>
+              <w:spacing w:after="0" w:line="240" w:lineRule="auto"/>
+              <w:jc w:val="left"/>
+              <w:rPr>
+                <w:rFonts w:ascii="Times New Roman" w:eastAsia="Times New Roman" w:hAnsi="Times New Roman" w:cs="Times New Roman"/>
+                <w:kern w:val="0"/>
+                <w:sz w:val="22"/>
+                <w:szCs w:val="22"/>
+                <w:lang w:val="en-US"/>
+                <w14:ligatures w14:val="none"/>
+              </w:rPr>
+            </w:pPr>
+            <w:r>
+              <w:rPr>
+                <w:rFonts w:ascii="Times New Roman" w:eastAsia="Times New Roman" w:hAnsi="Times New Roman" w:cs="Times New Roman"/>
+                <w:kern w:val="0"/>
+                <w:sz w:val="22"/>
+                <w:szCs w:val="22"/>
+                <w:lang w:val="en-US"/>
+                <w14:ligatures w14:val="none"/>
+              </w:rPr>
+              <w:t xml:space="preserve">:  {{Period of Completion}}.</w:t>
+            </w:r>
+          </w:p>
+        </w:tc>
+      </w:tr>
+    </w:tbl>
     <w:p>
       <w:pPr>
         <w:tabs>
